--- a/t07_s2.docx
+++ b/t07_s2.docx
@@ -3,2168 +3,1698 @@
 <w:document xmlns:wpc="http://schemas.microsoft.com/office/word/2010/wordprocessingCanvas" xmlns:mo="http://schemas.microsoft.com/office/mac/office/2008/main" xmlns:mc="http://schemas.openxmlformats.org/markup-compatibility/2006" xmlns:mv="urn:schemas-microsoft-com:mac:vml" xmlns:o="urn:schemas-microsoft-com:office:office" xmlns:r="http://schemas.openxmlformats.org/officeDocument/2006/relationships" xmlns:m="http://schemas.openxmlformats.org/officeDocument/2006/math" xmlns:v="urn:schemas-microsoft-com:vml" xmlns:wp14="http://schemas.microsoft.com/office/word/2010/wordprocessingDrawing" xmlns:wp="http://schemas.openxmlformats.org/drawingml/2006/wordprocessingDrawing" xmlns:w10="urn:schemas-microsoft-com:office:word" xmlns:w="http://schemas.openxmlformats.org/wordprocessingml/2006/main" xmlns:w14="http://schemas.microsoft.com/office/word/2010/wordml" xmlns:wpg="http://schemas.microsoft.com/office/word/2010/wordprocessingGroup" xmlns:wpi="http://schemas.microsoft.com/office/word/2010/wordprocessingInk" xmlns:wne="http://schemas.microsoft.com/office/word/2006/wordml" xmlns:wps="http://schemas.microsoft.com/office/word/2010/wordprocessingShape" mc:Ignorable="w14 wp14">
   <w:body>
     <w:p>
-      <w:pPr>
-        <w:spacing w:after="20" w:before="120"/>
-      </w:pPr>
-      <w:r>
-        <w:rPr>
-          <w:b/>
-          <w:sz w:val="22"/>
-        </w:rPr>
-        <w:t>Question: A client's cardiac monitor shows new-onset atrial fibrillation with a ventricular rate of 150 beats/min. Which assessment is the nurse's priority?</w:t>
-      </w:r>
-    </w:p>
-    <w:p>
-      <w:pPr>
-        <w:spacing w:after="0" w:before="0"/>
-      </w:pPr>
-      <w:r>
-        <w:rPr>
-          <w:b w:val="0"/>
-          <w:sz w:val="22"/>
-        </w:rPr>
-        <w:t>(a) Level of consciousness and blood pressure</w:t>
-      </w:r>
-    </w:p>
-    <w:p>
-      <w:pPr>
-        <w:spacing w:after="0" w:before="0"/>
-      </w:pPr>
-      <w:r>
-        <w:rPr>
-          <w:b w:val="0"/>
-          <w:sz w:val="22"/>
-        </w:rPr>
-        <w:t>(b) Hourly urine output</w:t>
-      </w:r>
-    </w:p>
-    <w:p>
-      <w:pPr>
-        <w:spacing w:after="0" w:before="0"/>
-      </w:pPr>
-      <w:r>
-        <w:rPr>
-          <w:b w:val="0"/>
-          <w:sz w:val="22"/>
-        </w:rPr>
-        <w:t>(c) Deep tendon reflexes</w:t>
-      </w:r>
-    </w:p>
-    <w:p>
-      <w:pPr>
-        <w:spacing w:after="0" w:before="0"/>
-      </w:pPr>
-      <w:r>
-        <w:rPr>
-          <w:b w:val="0"/>
-          <w:sz w:val="22"/>
-        </w:rPr>
-        <w:t>(d) Peripheral pulses and skin color</w:t>
-      </w:r>
-    </w:p>
-    <w:p>
-      <w:pPr>
-        <w:spacing w:after="0" w:before="40"/>
-      </w:pPr>
-      <w:r>
-        <w:rPr>
-          <w:b/>
-          <w:sz w:val="22"/>
-        </w:rPr>
-        <w:t>Answer: a</w:t>
-      </w:r>
-    </w:p>
-    <w:p>
-      <w:pPr>
-        <w:spacing w:after="0" w:before="0"/>
-      </w:pPr>
-      <w:r>
-        <w:rPr>
-          <w:b w:val="0"/>
-          <w:sz w:val="21"/>
-        </w:rPr>
-        <w:t>Solution: Rapid atrial fibrillation can cause hemodynamic compromise; the priority is to evaluate cerebral perfusion (level of consciousness) and blood pressure for instability.</w:t>
-      </w:r>
-    </w:p>
-    <w:p>
-      <w:pPr>
-        <w:spacing w:after="0" w:before="0"/>
-      </w:pPr>
-      <w:r>
-        <w:rPr>
-          <w:b w:val="0"/>
-          <w:sz w:val="20"/>
-        </w:rPr>
-        <w:t>Positive Marks: 1</w:t>
-      </w:r>
-    </w:p>
-    <w:p>
-      <w:pPr>
-        <w:spacing w:after="160" w:before="0"/>
-      </w:pPr>
-      <w:r>
-        <w:rPr>
-          <w:b w:val="0"/>
-          <w:sz w:val="20"/>
-        </w:rPr>
-        <w:t>Negative Marks: 0.25</w:t>
-      </w:r>
-    </w:p>
-    <w:p>
-      <w:pPr>
-        <w:spacing w:after="20" w:before="120"/>
-      </w:pPr>
-      <w:r>
-        <w:rPr>
-          <w:b/>
-          <w:sz w:val="22"/>
-        </w:rPr>
-        <w:t>Question: The nurse is preparing to administer a viscous, irritating drug by IM injection. Which technique is most appropriate?</w:t>
-      </w:r>
-    </w:p>
-    <w:p>
-      <w:pPr>
-        <w:spacing w:after="0" w:before="0"/>
-      </w:pPr>
-      <w:r>
-        <w:rPr>
-          <w:b w:val="0"/>
-          <w:sz w:val="22"/>
-        </w:rPr>
-        <w:t>(a) Inject 2 mL into the deltoid</w:t>
-      </w:r>
-    </w:p>
-    <w:p>
-      <w:pPr>
-        <w:spacing w:after="0" w:before="0"/>
-      </w:pPr>
-      <w:r>
-        <w:rPr>
-          <w:b w:val="0"/>
-          <w:sz w:val="22"/>
-        </w:rPr>
-        <w:t>(b) Aspirate and inject rapidly</w:t>
-      </w:r>
-    </w:p>
-    <w:p>
-      <w:pPr>
-        <w:spacing w:after="0" w:before="0"/>
-      </w:pPr>
-      <w:r>
-        <w:rPr>
-          <w:b w:val="0"/>
-          <w:sz w:val="22"/>
-        </w:rPr>
-        <w:t>(c) Use the Z-track method</w:t>
-      </w:r>
-    </w:p>
-    <w:p>
-      <w:pPr>
-        <w:spacing w:after="0" w:before="0"/>
-      </w:pPr>
-      <w:r>
-        <w:rPr>
-          <w:b w:val="0"/>
-          <w:sz w:val="22"/>
-        </w:rPr>
-        <w:t>(d) Use the air-lock technique with a 45° angle</w:t>
-      </w:r>
-    </w:p>
-    <w:p>
-      <w:pPr>
-        <w:spacing w:after="0" w:before="40"/>
-      </w:pPr>
-      <w:r>
-        <w:rPr>
-          <w:b/>
-          <w:sz w:val="22"/>
-        </w:rPr>
-        <w:t>Answer: c</w:t>
-      </w:r>
-    </w:p>
-    <w:p>
-      <w:pPr>
-        <w:spacing w:after="0" w:before="0"/>
-      </w:pPr>
-      <w:r>
-        <w:rPr>
-          <w:b w:val="0"/>
-          <w:sz w:val="21"/>
-        </w:rPr>
-        <w:t>Solution: Z-track injection seals the drug track and prevents leakage of irritating drugs into subcutaneous tissue; the ventrogluteal site is preferred for such drugs.</w:t>
-      </w:r>
-    </w:p>
-    <w:p>
-      <w:pPr>
-        <w:spacing w:after="0" w:before="0"/>
-      </w:pPr>
-      <w:r>
-        <w:rPr>
-          <w:b w:val="0"/>
-          <w:sz w:val="20"/>
-        </w:rPr>
-        <w:t>Positive Marks: 1</w:t>
-      </w:r>
-    </w:p>
-    <w:p>
-      <w:pPr>
-        <w:spacing w:after="160" w:before="0"/>
-      </w:pPr>
-      <w:r>
-        <w:rPr>
-          <w:b w:val="0"/>
-          <w:sz w:val="20"/>
-        </w:rPr>
-        <w:t>Negative Marks: 0.25</w:t>
-      </w:r>
-    </w:p>
-    <w:p>
-      <w:pPr>
-        <w:spacing w:after="20" w:before="120"/>
-      </w:pPr>
-      <w:r>
-        <w:rPr>
-          <w:b/>
-          <w:sz w:val="22"/>
-        </w:rPr>
-        <w:t>Question: What is the recommended age to start introducing complementary foods to an infant?</w:t>
-      </w:r>
-    </w:p>
-    <w:p>
-      <w:pPr>
-        <w:spacing w:after="0" w:before="0"/>
-      </w:pPr>
-      <w:r>
-        <w:rPr>
-          <w:b w:val="0"/>
-          <w:sz w:val="22"/>
-        </w:rPr>
-        <w:t>(a) 3 months</w:t>
-      </w:r>
-    </w:p>
-    <w:p>
-      <w:pPr>
-        <w:spacing w:after="0" w:before="0"/>
-      </w:pPr>
-      <w:r>
-        <w:rPr>
-          <w:b w:val="0"/>
-          <w:sz w:val="22"/>
-        </w:rPr>
-        <w:t>(b) 12 months</w:t>
-      </w:r>
-    </w:p>
-    <w:p>
-      <w:pPr>
-        <w:spacing w:after="0" w:before="0"/>
-      </w:pPr>
-      <w:r>
-        <w:rPr>
-          <w:b w:val="0"/>
-          <w:sz w:val="22"/>
-        </w:rPr>
-        <w:t>(c) 9 months</w:t>
-      </w:r>
-    </w:p>
-    <w:p>
-      <w:pPr>
-        <w:spacing w:after="0" w:before="0"/>
-      </w:pPr>
-      <w:r>
-        <w:rPr>
-          <w:b w:val="0"/>
-          <w:sz w:val="22"/>
-        </w:rPr>
-        <w:t>(d) 6 months</w:t>
-      </w:r>
-    </w:p>
-    <w:p>
-      <w:pPr>
-        <w:spacing w:after="0" w:before="40"/>
-      </w:pPr>
-      <w:r>
-        <w:rPr>
-          <w:b/>
-          <w:sz w:val="22"/>
-        </w:rPr>
-        <w:t>Answer: d</w:t>
-      </w:r>
-    </w:p>
-    <w:p>
-      <w:pPr>
-        <w:spacing w:after="0" w:before="0"/>
-      </w:pPr>
-      <w:r>
-        <w:rPr>
-          <w:b w:val="0"/>
-          <w:sz w:val="21"/>
-        </w:rPr>
-        <w:t>Solution: The recommended age to start introducing complementary foods to an infant is 6 months. Complementary foods refer to any solid or semi-solid foods introduced to the infant's diet in addition to breast milk or formula. At the age of 6 months, infants require additional nutrients that cannot be provided by breast milk or formula alone. The complementary foods should be introduced gradually, starting with small amounts and single-ingredient foods to assess any allergic reactions. The complementary foods should be soft and mashed to avoid choking hazards, and the baby should be seated upright while feeding (Perry, A. G., Potter, P. A., Ostendorf, W., &amp; Hall, A. M. (2017). Clinical nursing skills &amp; techniques. Elsevier Health Sciences. ).</w:t>
-      </w:r>
-    </w:p>
-    <w:p>
-      <w:pPr>
-        <w:spacing w:after="0" w:before="0"/>
-      </w:pPr>
-      <w:r>
-        <w:rPr>
-          <w:b w:val="0"/>
-          <w:sz w:val="20"/>
-        </w:rPr>
-        <w:t>Positive Marks: 1</w:t>
-      </w:r>
-    </w:p>
-    <w:p>
-      <w:pPr>
-        <w:spacing w:after="160" w:before="0"/>
-      </w:pPr>
-      <w:r>
-        <w:rPr>
-          <w:b w:val="0"/>
-          <w:sz w:val="20"/>
-        </w:rPr>
-        <w:t>Negative Marks: 0.25</w:t>
-      </w:r>
-    </w:p>
-    <w:p>
-      <w:pPr>
-        <w:spacing w:after="20" w:before="120"/>
-      </w:pPr>
-      <w:r>
-        <w:rPr>
-          <w:b/>
-          <w:sz w:val="22"/>
-        </w:rPr>
-        <w:t>Question: What should be the immediate action in cases of severe bleeding?</w:t>
-      </w:r>
-    </w:p>
-    <w:p>
-      <w:pPr>
-        <w:spacing w:after="0" w:before="0"/>
-      </w:pPr>
-      <w:r>
-        <w:rPr>
-          <w:b w:val="0"/>
-          <w:sz w:val="22"/>
-        </w:rPr>
-        <w:t>(a) cover it with a pad of soft material</w:t>
-      </w:r>
-    </w:p>
-    <w:p>
-      <w:pPr>
-        <w:spacing w:after="0" w:before="0"/>
-      </w:pPr>
-      <w:r>
-        <w:rPr>
-          <w:b w:val="0"/>
-          <w:sz w:val="22"/>
-        </w:rPr>
-        <w:t>(b) put a dressing over the wound</w:t>
-      </w:r>
-    </w:p>
-    <w:p>
-      <w:pPr>
-        <w:spacing w:after="0" w:before="0"/>
-      </w:pPr>
-      <w:r>
-        <w:rPr>
-          <w:b w:val="0"/>
-          <w:sz w:val="22"/>
-        </w:rPr>
-        <w:t>(c) call for medical assistance</w:t>
-      </w:r>
-    </w:p>
-    <w:p>
-      <w:pPr>
-        <w:spacing w:after="0" w:before="0"/>
-      </w:pPr>
-      <w:r>
-        <w:rPr>
-          <w:b w:val="0"/>
-          <w:sz w:val="22"/>
-        </w:rPr>
-        <w:t>(d) apply pressure to the wound</w:t>
-      </w:r>
-    </w:p>
-    <w:p>
-      <w:pPr>
-        <w:spacing w:after="0" w:before="40"/>
-      </w:pPr>
-      <w:r>
-        <w:rPr>
-          <w:b/>
-          <w:sz w:val="22"/>
-        </w:rPr>
-        <w:t>Answer: d</w:t>
-      </w:r>
-    </w:p>
-    <w:p>
-      <w:pPr>
-        <w:spacing w:after="0" w:before="0"/>
-      </w:pPr>
-      <w:r>
-        <w:rPr>
-          <w:b w:val="0"/>
-          <w:sz w:val="21"/>
-        </w:rPr>
-        <w:t>Solution: The immediate action in severe bleeding is to apply firm direct pressure over the wound.</w:t>
-      </w:r>
-    </w:p>
-    <w:p>
-      <w:pPr>
-        <w:spacing w:after="0" w:before="0"/>
-      </w:pPr>
-      <w:r>
-        <w:rPr>
-          <w:b w:val="0"/>
-          <w:sz w:val="20"/>
-        </w:rPr>
-        <w:t>Positive Marks: 1</w:t>
-      </w:r>
-    </w:p>
-    <w:p>
-      <w:pPr>
-        <w:spacing w:after="160" w:before="0"/>
-      </w:pPr>
-      <w:r>
-        <w:rPr>
-          <w:b w:val="0"/>
-          <w:sz w:val="20"/>
-        </w:rPr>
-        <w:t>Negative Marks: 0.25</w:t>
-      </w:r>
-    </w:p>
-    <w:p>
-      <w:pPr>
-        <w:spacing w:after="20" w:before="120"/>
-      </w:pPr>
-      <w:r>
-        <w:rPr>
-          <w:b/>
-          <w:sz w:val="22"/>
-        </w:rPr>
-        <w:t>Question: What is the initial diagnostic investigation of choice for suspected Placenta Previa in third trimester bleeding?</w:t>
-      </w:r>
-    </w:p>
-    <w:p>
-      <w:pPr>
-        <w:spacing w:after="0" w:before="0"/>
-      </w:pPr>
-      <w:r>
-        <w:rPr>
-          <w:b w:val="0"/>
-          <w:sz w:val="22"/>
-        </w:rPr>
-        <w:t>(a) CT scan</w:t>
-      </w:r>
-    </w:p>
-    <w:p>
-      <w:pPr>
-        <w:spacing w:after="0" w:before="0"/>
-      </w:pPr>
-      <w:r>
-        <w:rPr>
-          <w:b w:val="0"/>
-          <w:sz w:val="22"/>
-        </w:rPr>
-        <w:t>(b) MRI scan</w:t>
-      </w:r>
-    </w:p>
-    <w:p>
-      <w:pPr>
-        <w:spacing w:after="0" w:before="0"/>
-      </w:pPr>
-      <w:r>
-        <w:rPr>
-          <w:b w:val="0"/>
-          <w:sz w:val="22"/>
-        </w:rPr>
-        <w:t>(c) Obstetric Transabdominal / Transvaginal Ultrasonography (USG)</w:t>
-      </w:r>
-    </w:p>
-    <w:p>
-      <w:pPr>
-        <w:spacing w:after="0" w:before="0"/>
-      </w:pPr>
-      <w:r>
-        <w:rPr>
-          <w:b w:val="0"/>
-          <w:sz w:val="22"/>
-        </w:rPr>
-        <w:t>(d) Pelvic X-ray</w:t>
-      </w:r>
-    </w:p>
-    <w:p>
-      <w:pPr>
-        <w:spacing w:after="0" w:before="40"/>
-      </w:pPr>
-      <w:r>
-        <w:rPr>
-          <w:b/>
-          <w:sz w:val="22"/>
-        </w:rPr>
-        <w:t>Answer: c</w:t>
-      </w:r>
-    </w:p>
-    <w:p>
-      <w:pPr>
-        <w:spacing w:after="0" w:before="0"/>
-      </w:pPr>
-      <w:r>
-        <w:rPr>
-          <w:b w:val="0"/>
-          <w:sz w:val="21"/>
-        </w:rPr>
-        <w:t>Solution: Ultrasonography (USG) is the safe, non-invasive gold standard investigation to locate placental implantation site and diagnose placenta previa.</w:t>
-      </w:r>
-    </w:p>
-    <w:p>
-      <w:pPr>
-        <w:spacing w:after="0" w:before="0"/>
-      </w:pPr>
-      <w:r>
-        <w:rPr>
-          <w:b w:val="0"/>
-          <w:sz w:val="20"/>
-        </w:rPr>
-        <w:t>Positive Marks: 1</w:t>
-      </w:r>
-    </w:p>
-    <w:p>
-      <w:pPr>
-        <w:spacing w:after="160" w:before="0"/>
-      </w:pPr>
-      <w:r>
-        <w:rPr>
-          <w:b w:val="0"/>
-          <w:sz w:val="20"/>
-        </w:rPr>
-        <w:t>Negative Marks: 0.25</w:t>
-      </w:r>
-    </w:p>
-    <w:p>
-      <w:pPr>
-        <w:spacing w:after="20" w:before="120"/>
-      </w:pPr>
-      <w:r>
-        <w:rPr>
-          <w:b/>
-          <w:sz w:val="22"/>
-        </w:rPr>
-        <w:t>Question: A client in the immediate postoperative period after thyroidectomy develops stridor. Which condition does this indicate and what is the priority?</w:t>
-      </w:r>
-    </w:p>
-    <w:p>
-      <w:pPr>
-        <w:spacing w:after="0" w:before="0"/>
-      </w:pPr>
-      <w:r>
-        <w:rPr>
-          <w:b w:val="0"/>
-          <w:sz w:val="22"/>
-        </w:rPr>
-        <w:t>(a) Recurrent laryngeal nerve injury - reassure the client</w:t>
-      </w:r>
-    </w:p>
-    <w:p>
-      <w:pPr>
-        <w:spacing w:after="0" w:before="0"/>
-      </w:pPr>
-      <w:r>
-        <w:rPr>
-          <w:b w:val="0"/>
-          <w:sz w:val="22"/>
-        </w:rPr>
-        <w:t>(b) Normal postoperative hoarseness - continue to observe</w:t>
-      </w:r>
-    </w:p>
-    <w:p>
-      <w:pPr>
-        <w:spacing w:after="0" w:before="0"/>
-      </w:pPr>
-      <w:r>
-        <w:rPr>
-          <w:b w:val="0"/>
-          <w:sz w:val="22"/>
-        </w:rPr>
-        <w:t>(c) Laryngeal edema with airway obstruction - prepare for emergency airway management</w:t>
-      </w:r>
-    </w:p>
-    <w:p>
-      <w:pPr>
-        <w:spacing w:after="0" w:before="0"/>
-      </w:pPr>
-      <w:r>
-        <w:rPr>
-          <w:b w:val="0"/>
-          <w:sz w:val="22"/>
-        </w:rPr>
-        <w:t>(d) Hypocalcemia - check calcium level</w:t>
-      </w:r>
-    </w:p>
-    <w:p>
-      <w:pPr>
-        <w:spacing w:after="0" w:before="40"/>
-      </w:pPr>
-      <w:r>
-        <w:rPr>
-          <w:b/>
-          <w:sz w:val="22"/>
-        </w:rPr>
-        <w:t>Answer: c</w:t>
-      </w:r>
-    </w:p>
-    <w:p>
-      <w:pPr>
-        <w:spacing w:after="0" w:before="0"/>
-      </w:pPr>
-      <w:r>
-        <w:rPr>
-          <w:b w:val="0"/>
-          <w:sz w:val="21"/>
-        </w:rPr>
-        <w:t>Solution: Stridor is inspiratory crowing from laryngeal edema/obstruction; it is an emergency requiring immediate airway management (oxygen, and possible tracheostomy).</w:t>
-      </w:r>
-    </w:p>
-    <w:p>
-      <w:pPr>
-        <w:spacing w:after="0" w:before="0"/>
-      </w:pPr>
-      <w:r>
-        <w:rPr>
-          <w:b w:val="0"/>
-          <w:sz w:val="20"/>
-        </w:rPr>
-        <w:t>Positive Marks: 1</w:t>
-      </w:r>
-    </w:p>
-    <w:p>
-      <w:pPr>
-        <w:spacing w:after="160" w:before="0"/>
-      </w:pPr>
-      <w:r>
-        <w:rPr>
-          <w:b w:val="0"/>
-          <w:sz w:val="20"/>
-        </w:rPr>
-        <w:t>Negative Marks: 0.25</w:t>
-      </w:r>
-    </w:p>
-    <w:p>
-      <w:pPr>
-        <w:spacing w:after="20" w:before="120"/>
-      </w:pPr>
-      <w:r>
-        <w:rPr>
-          <w:b/>
-          <w:sz w:val="22"/>
-        </w:rPr>
-        <w:t>Question: Which rating scale is specifically designed to measure symptom severity in patients with Schizophrenia?</w:t>
-      </w:r>
-    </w:p>
-    <w:p>
-      <w:pPr>
-        <w:spacing w:after="0" w:before="0"/>
-      </w:pPr>
-      <w:r>
-        <w:rPr>
-          <w:b w:val="0"/>
-          <w:sz w:val="22"/>
-        </w:rPr>
-        <w:t>(a) NRS</w:t>
-      </w:r>
-    </w:p>
-    <w:p>
-      <w:pPr>
-        <w:spacing w:after="0" w:before="0"/>
-      </w:pPr>
-      <w:r>
-        <w:rPr>
-          <w:b w:val="0"/>
-          <w:sz w:val="22"/>
-        </w:rPr>
-        <w:t>(b) FLACC</w:t>
-      </w:r>
-    </w:p>
-    <w:p>
-      <w:pPr>
-        <w:spacing w:after="0" w:before="0"/>
-      </w:pPr>
-      <w:r>
-        <w:rPr>
-          <w:b w:val="0"/>
-          <w:sz w:val="22"/>
-        </w:rPr>
-        <w:t>(c) VAS</w:t>
-      </w:r>
-    </w:p>
-    <w:p>
-      <w:pPr>
-        <w:spacing w:after="0" w:before="0"/>
-      </w:pPr>
-      <w:r>
-        <w:rPr>
-          <w:b w:val="0"/>
-          <w:sz w:val="22"/>
-        </w:rPr>
-        <w:t>(d) PANSS (Positive and Negative Syndrome Scale)</w:t>
-      </w:r>
-    </w:p>
-    <w:p>
-      <w:pPr>
-        <w:spacing w:after="0" w:before="40"/>
-      </w:pPr>
-      <w:r>
-        <w:rPr>
-          <w:b/>
-          <w:sz w:val="22"/>
-        </w:rPr>
-        <w:t>Answer: d</w:t>
-      </w:r>
-    </w:p>
-    <w:p>
-      <w:pPr>
-        <w:spacing w:after="0" w:before="0"/>
-      </w:pPr>
-      <w:r>
-        <w:rPr>
-          <w:b w:val="0"/>
-          <w:sz w:val="21"/>
-        </w:rPr>
-        <w:t>Solution: PANSS (Positive and Negative Syndrome Scale) is a medical scale used for measuring symptom severity of patients with schizophrenia.</w:t>
-      </w:r>
-    </w:p>
-    <w:p>
-      <w:pPr>
-        <w:spacing w:after="0" w:before="0"/>
-      </w:pPr>
-      <w:r>
-        <w:rPr>
-          <w:b w:val="0"/>
-          <w:sz w:val="20"/>
-        </w:rPr>
-        <w:t>Positive Marks: 1</w:t>
-      </w:r>
-    </w:p>
-    <w:p>
-      <w:pPr>
-        <w:spacing w:after="160" w:before="0"/>
-      </w:pPr>
-      <w:r>
-        <w:rPr>
-          <w:b w:val="0"/>
-          <w:sz w:val="20"/>
-        </w:rPr>
-        <w:t>Negative Marks: 0.25</w:t>
-      </w:r>
-    </w:p>
-    <w:p>
-      <w:pPr>
-        <w:spacing w:after="20" w:before="120"/>
-      </w:pPr>
-      <w:r>
-        <w:rPr>
-          <w:b/>
-          <w:sz w:val="22"/>
-        </w:rPr>
-        <w:t>Question: When did India commence COVID-19 vaccination with COVAXIN?</w:t>
-      </w:r>
-    </w:p>
-    <w:p>
-      <w:pPr>
-        <w:spacing w:after="0" w:before="0"/>
-      </w:pPr>
-      <w:r>
-        <w:rPr>
-          <w:b w:val="0"/>
-          <w:sz w:val="22"/>
-        </w:rPr>
-        <w:t>(a) 22 January 2021,</w:t>
-      </w:r>
-    </w:p>
-    <w:p>
-      <w:pPr>
-        <w:spacing w:after="0" w:before="0"/>
-      </w:pPr>
-      <w:r>
-        <w:rPr>
-          <w:b w:val="0"/>
-          <w:sz w:val="22"/>
-        </w:rPr>
-        <w:t>(b) 16 January 2021,</w:t>
-      </w:r>
-    </w:p>
-    <w:p>
-      <w:pPr>
-        <w:spacing w:after="0" w:before="0"/>
-      </w:pPr>
-      <w:r>
-        <w:rPr>
-          <w:b w:val="0"/>
-          <w:sz w:val="22"/>
-        </w:rPr>
-        <w:t>(c) 18 January 2021,</w:t>
-      </w:r>
-    </w:p>
-    <w:p>
-      <w:pPr>
-        <w:spacing w:after="0" w:before="0"/>
-      </w:pPr>
-      <w:r>
-        <w:rPr>
-          <w:b w:val="0"/>
-          <w:sz w:val="22"/>
-        </w:rPr>
-        <w:t>(d) 20 January 2021,</w:t>
-      </w:r>
-    </w:p>
-    <w:p>
-      <w:pPr>
-        <w:spacing w:after="0" w:before="40"/>
-      </w:pPr>
-      <w:r>
-        <w:rPr>
-          <w:b/>
-          <w:sz w:val="22"/>
-        </w:rPr>
-        <w:t>Answer: b</w:t>
-      </w:r>
-    </w:p>
-    <w:p>
-      <w:pPr>
-        <w:spacing w:after="0" w:before="0"/>
-      </w:pPr>
-      <w:r>
-        <w:rPr>
-          <w:b w:val="0"/>
-          <w:sz w:val="21"/>
-        </w:rPr>
-        <w:t>Solution: India commenced COVID-19 vaccination with COVAXIN on 16 January 2021 (option A). COVAXIN is an indigenous COVID-19 vaccine developed by Bharat Biotech in collaboration with the Indian Council of Medical Research (ICMR) and the National Institute of Virology (NIV). It is a whole-virion inactivated vaccine that triggers an immune response against the SARS-CoV-2 virus. The vaccination campaign in India aimed to protect individuals against COVID-19 and reduce the impact of the pandemic. The vaccine rollout followed a phased approach, prioritizing healthcare workers, frontline workers, and individuals at higher risk.</w:t>
-      </w:r>
-    </w:p>
-    <w:p>
-      <w:pPr>
-        <w:spacing w:after="0" w:before="0"/>
-      </w:pPr>
-      <w:r>
-        <w:rPr>
-          <w:b w:val="0"/>
-          <w:sz w:val="20"/>
-        </w:rPr>
-        <w:t>Positive Marks: 1</w:t>
-      </w:r>
-    </w:p>
-    <w:p>
-      <w:pPr>
-        <w:spacing w:after="160" w:before="0"/>
-      </w:pPr>
-      <w:r>
-        <w:rPr>
-          <w:b w:val="0"/>
-          <w:sz w:val="20"/>
-        </w:rPr>
-        <w:t>Negative Marks: 0.25</w:t>
-      </w:r>
-    </w:p>
-    <w:p>
-      <w:pPr>
-        <w:spacing w:after="20" w:before="120"/>
-      </w:pPr>
-      <w:r>
-        <w:rPr>
-          <w:b/>
-          <w:sz w:val="22"/>
-        </w:rPr>
-        <w:t>Question: Patient is undergoing blood transfusion and suddenly patient shows complaints of transfusion reaction. What will be the priority nursing intervention?</w:t>
-      </w:r>
-    </w:p>
-    <w:p>
-      <w:pPr>
-        <w:spacing w:after="0" w:before="0"/>
-      </w:pPr>
-      <w:r>
-        <w:rPr>
-          <w:b w:val="0"/>
-          <w:sz w:val="22"/>
-        </w:rPr>
-        <w:t>(a) Stop the infusion and remove cannula</w:t>
-      </w:r>
-    </w:p>
-    <w:p>
-      <w:pPr>
-        <w:spacing w:after="0" w:before="0"/>
-      </w:pPr>
-      <w:r>
-        <w:rPr>
-          <w:b w:val="0"/>
-          <w:sz w:val="22"/>
-        </w:rPr>
-        <w:t>(b) Stop the infusion</w:t>
-      </w:r>
-    </w:p>
-    <w:p>
-      <w:pPr>
-        <w:spacing w:after="0" w:before="0"/>
-      </w:pPr>
-      <w:r>
-        <w:rPr>
-          <w:b w:val="0"/>
-          <w:sz w:val="22"/>
-        </w:rPr>
-        <w:t>(c) Complete the transfusion and administer injection avil</w:t>
-      </w:r>
-    </w:p>
-    <w:p>
-      <w:pPr>
-        <w:spacing w:after="0" w:before="0"/>
-      </w:pPr>
-      <w:r>
-        <w:rPr>
-          <w:b w:val="0"/>
-          <w:sz w:val="22"/>
-        </w:rPr>
-        <w:t>(d) Complete the transfusion and discard the bag</w:t>
-      </w:r>
-    </w:p>
-    <w:p>
-      <w:pPr>
-        <w:spacing w:after="0" w:before="40"/>
-      </w:pPr>
-      <w:r>
-        <w:rPr>
-          <w:b/>
-          <w:sz w:val="22"/>
-        </w:rPr>
-        <w:t>Answer: b</w:t>
-      </w:r>
-    </w:p>
-    <w:p>
-      <w:pPr>
-        <w:spacing w:after="0" w:before="0"/>
-      </w:pPr>
-      <w:r>
-        <w:rPr>
-          <w:b w:val="0"/>
-          <w:sz w:val="21"/>
-        </w:rPr>
-        <w:t>Solution: On suspecting a transfusion reaction, the FIRST action is to stop the transfusion immediately (keep the line with saline).</w:t>
-      </w:r>
-    </w:p>
-    <w:p>
-      <w:pPr>
-        <w:spacing w:after="0" w:before="0"/>
-      </w:pPr>
-      <w:r>
-        <w:rPr>
-          <w:b w:val="0"/>
-          <w:sz w:val="20"/>
-        </w:rPr>
-        <w:t>Positive Marks: 1</w:t>
-      </w:r>
-    </w:p>
-    <w:p>
-      <w:pPr>
-        <w:spacing w:after="160" w:before="0"/>
-      </w:pPr>
-      <w:r>
-        <w:rPr>
-          <w:b w:val="0"/>
-          <w:sz w:val="20"/>
-        </w:rPr>
-        <w:t>Negative Marks: 0.25</w:t>
-      </w:r>
-    </w:p>
-    <w:p>
-      <w:pPr>
-        <w:spacing w:after="20" w:before="120"/>
-      </w:pPr>
-      <w:r>
-        <w:rPr>
-          <w:b/>
-          <w:sz w:val="22"/>
-        </w:rPr>
-        <w:t>Question: Which vaccine can be frozen?</w:t>
-      </w:r>
-    </w:p>
-    <w:p>
-      <w:pPr>
-        <w:spacing w:after="0" w:before="0"/>
-      </w:pPr>
-      <w:r>
-        <w:rPr>
-          <w:b w:val="0"/>
-          <w:sz w:val="22"/>
-        </w:rPr>
-        <w:t>(a) BCG</w:t>
-      </w:r>
-    </w:p>
-    <w:p>
-      <w:pPr>
-        <w:spacing w:after="0" w:before="0"/>
-      </w:pPr>
-      <w:r>
-        <w:rPr>
-          <w:b w:val="0"/>
-          <w:sz w:val="22"/>
-        </w:rPr>
-        <w:t>(b) polio</w:t>
-      </w:r>
-    </w:p>
-    <w:p>
-      <w:pPr>
-        <w:spacing w:after="0" w:before="0"/>
-      </w:pPr>
-      <w:r>
-        <w:rPr>
-          <w:b w:val="0"/>
-          <w:sz w:val="22"/>
-        </w:rPr>
-        <w:t>(c) DPT/DT</w:t>
-      </w:r>
-    </w:p>
-    <w:p>
-      <w:pPr>
-        <w:spacing w:after="0" w:before="0"/>
-      </w:pPr>
-      <w:r>
-        <w:rPr>
-          <w:b w:val="0"/>
-          <w:sz w:val="22"/>
-        </w:rPr>
-        <w:t>(d) MMR</w:t>
-      </w:r>
-    </w:p>
-    <w:p>
-      <w:pPr>
-        <w:spacing w:after="0" w:before="40"/>
-      </w:pPr>
-      <w:r>
-        <w:rPr>
-          <w:b/>
-          <w:sz w:val="22"/>
-        </w:rPr>
-        <w:t>Answer: d</w:t>
-      </w:r>
-    </w:p>
-    <w:p>
-      <w:pPr>
-        <w:spacing w:after="0" w:before="0"/>
-      </w:pPr>
-      <w:r>
-        <w:rPr>
-          <w:b w:val="0"/>
-          <w:sz w:val="21"/>
-        </w:rPr>
-        <w:t>Solution: Freeze-dried vaccines such as MMR can be stored frozen, whereas liquid vaccines containing adjuvants (DPT, TT, Hepatitis B) must never be frozen.</w:t>
-      </w:r>
-    </w:p>
-    <w:p>
-      <w:pPr>
-        <w:spacing w:after="0" w:before="0"/>
-      </w:pPr>
-      <w:r>
-        <w:rPr>
-          <w:b w:val="0"/>
-          <w:sz w:val="20"/>
-        </w:rPr>
-        <w:t>Positive Marks: 1</w:t>
-      </w:r>
-    </w:p>
-    <w:p>
-      <w:pPr>
-        <w:spacing w:after="160" w:before="0"/>
-      </w:pPr>
-      <w:r>
-        <w:rPr>
-          <w:b w:val="0"/>
-          <w:sz w:val="20"/>
-        </w:rPr>
-        <w:t>Negative Marks: 0.25</w:t>
-      </w:r>
-    </w:p>
-    <w:p>
-      <w:pPr>
-        <w:spacing w:after="20" w:before="120"/>
-      </w:pPr>
-      <w:r>
-        <w:rPr>
-          <w:b/>
-          <w:sz w:val="22"/>
-        </w:rPr>
-        <w:t>Question: When log-rolling a client with a suspected cervical spine injury, what is the most important intervention?</w:t>
-      </w:r>
-    </w:p>
-    <w:p>
-      <w:pPr>
-        <w:spacing w:after="0" w:before="0"/>
-      </w:pPr>
-      <w:r>
-        <w:rPr>
-          <w:b w:val="0"/>
-          <w:sz w:val="22"/>
-        </w:rPr>
-        <w:t>(a) Maintain the head in neutral alignment with the spine</w:t>
-      </w:r>
-    </w:p>
-    <w:p>
-      <w:pPr>
-        <w:spacing w:after="0" w:before="0"/>
-      </w:pPr>
-      <w:r>
-        <w:rPr>
-          <w:b w:val="0"/>
-          <w:sz w:val="22"/>
-        </w:rPr>
-        <w:t>(b) Remove the backboard first</w:t>
-      </w:r>
-    </w:p>
-    <w:p>
-      <w:pPr>
-        <w:spacing w:after="0" w:before="0"/>
-      </w:pPr>
-      <w:r>
-        <w:rPr>
-          <w:b w:val="0"/>
-          <w:sz w:val="22"/>
-        </w:rPr>
-        <w:t>(c) Apply the cervical collar before moving</w:t>
-      </w:r>
-    </w:p>
-    <w:p>
-      <w:pPr>
-        <w:spacing w:after="0" w:before="0"/>
-      </w:pPr>
-      <w:r>
-        <w:rPr>
-          <w:b w:val="0"/>
-          <w:sz w:val="22"/>
-        </w:rPr>
-        <w:t>(d) Assess motor function of all four limbs</w:t>
-      </w:r>
-    </w:p>
-    <w:p>
-      <w:pPr>
-        <w:spacing w:after="0" w:before="40"/>
-      </w:pPr>
-      <w:r>
-        <w:rPr>
-          <w:b/>
-          <w:sz w:val="22"/>
-        </w:rPr>
-        <w:t>Answer: a</w:t>
-      </w:r>
-    </w:p>
-    <w:p>
-      <w:pPr>
-        <w:spacing w:after="0" w:before="0"/>
-      </w:pPr>
-      <w:r>
-        <w:rPr>
-          <w:b w:val="0"/>
-          <w:sz w:val="21"/>
-        </w:rPr>
-        <w:t>Solution: The head and neck are kept in neutral alignment (no flexion, extension or rotation) throughout the log-roll to prevent further cord injury.</w:t>
-      </w:r>
-    </w:p>
-    <w:p>
-      <w:pPr>
-        <w:spacing w:after="0" w:before="0"/>
-      </w:pPr>
-      <w:r>
-        <w:rPr>
-          <w:b w:val="0"/>
-          <w:sz w:val="20"/>
-        </w:rPr>
-        <w:t>Positive Marks: 1</w:t>
-      </w:r>
-    </w:p>
-    <w:p>
-      <w:pPr>
-        <w:spacing w:after="160" w:before="0"/>
-      </w:pPr>
-      <w:r>
-        <w:rPr>
-          <w:b w:val="0"/>
-          <w:sz w:val="20"/>
-        </w:rPr>
-        <w:t>Negative Marks: 0.25</w:t>
-      </w:r>
-    </w:p>
-    <w:p>
-      <w:pPr>
-        <w:spacing w:after="20" w:before="120"/>
-      </w:pPr>
-      <w:r>
-        <w:rPr>
-          <w:b/>
-          <w:sz w:val="22"/>
-        </w:rPr>
-        <w:t>Question: Widal test is a serological diagnostic test used to detect infection caused by</w:t>
-      </w:r>
-    </w:p>
-    <w:p>
-      <w:pPr>
-        <w:spacing w:after="0" w:before="0"/>
-      </w:pPr>
-      <w:r>
-        <w:rPr>
-          <w:b w:val="0"/>
-          <w:sz w:val="22"/>
-        </w:rPr>
-        <w:t>(a) Salmonella typhi</w:t>
-      </w:r>
-    </w:p>
-    <w:p>
-      <w:pPr>
-        <w:spacing w:after="0" w:before="0"/>
-      </w:pPr>
-      <w:r>
-        <w:rPr>
-          <w:b w:val="0"/>
-          <w:sz w:val="22"/>
-        </w:rPr>
-        <w:t>(b) Escherichia coli</w:t>
-      </w:r>
-    </w:p>
-    <w:p>
-      <w:pPr>
-        <w:spacing w:after="0" w:before="0"/>
-      </w:pPr>
-      <w:r>
-        <w:rPr>
-          <w:b w:val="0"/>
-          <w:sz w:val="22"/>
-        </w:rPr>
-        <w:t>(c) Haemophilus influenzae</w:t>
-      </w:r>
-    </w:p>
-    <w:p>
-      <w:pPr>
-        <w:spacing w:after="0" w:before="0"/>
-      </w:pPr>
-      <w:r>
-        <w:rPr>
-          <w:b w:val="0"/>
-          <w:sz w:val="22"/>
-        </w:rPr>
-        <w:t>(d) Mycobacterium tuberculosis</w:t>
-      </w:r>
-    </w:p>
-    <w:p>
-      <w:pPr>
-        <w:spacing w:after="0" w:before="40"/>
-      </w:pPr>
-      <w:r>
-        <w:rPr>
-          <w:b/>
-          <w:sz w:val="22"/>
-        </w:rPr>
-        <w:t>Answer: a</w:t>
-      </w:r>
-    </w:p>
-    <w:p>
-      <w:pPr>
-        <w:spacing w:after="0" w:before="0"/>
-      </w:pPr>
-      <w:r>
-        <w:rPr>
-          <w:b w:val="0"/>
-          <w:sz w:val="21"/>
-        </w:rPr>
-        <w:t>Solution: Widal agglutination test detects O and H antibodies against Salmonella typhi and paratyphi in enteric fever (Typhoid).</w:t>
-      </w:r>
-    </w:p>
-    <w:p>
-      <w:pPr>
-        <w:spacing w:after="0" w:before="0"/>
-      </w:pPr>
-      <w:r>
-        <w:rPr>
-          <w:b w:val="0"/>
-          <w:sz w:val="20"/>
-        </w:rPr>
-        <w:t>Positive Marks: 1</w:t>
-      </w:r>
-    </w:p>
-    <w:p>
-      <w:pPr>
-        <w:spacing w:after="160" w:before="0"/>
-      </w:pPr>
-      <w:r>
-        <w:rPr>
-          <w:b w:val="0"/>
-          <w:sz w:val="20"/>
-        </w:rPr>
-        <w:t>Negative Marks: 0.25</w:t>
-      </w:r>
-    </w:p>
-    <w:p>
-      <w:pPr>
-        <w:spacing w:after="20" w:before="120"/>
-      </w:pPr>
-      <w:r>
-        <w:rPr>
-          <w:b/>
-          <w:sz w:val="22"/>
-        </w:rPr>
-        <w:t>Question: Which of the following statements regarding COVID-19 infection is INCORRECT?</w:t>
-      </w:r>
-    </w:p>
-    <w:p>
-      <w:pPr>
-        <w:spacing w:after="0" w:before="0"/>
-      </w:pPr>
-      <w:r>
-        <w:rPr>
-          <w:b w:val="0"/>
-          <w:sz w:val="22"/>
-        </w:rPr>
-        <w:t>(a) Common symptoms include fever, dry cough, and dyspnea</w:t>
-      </w:r>
-    </w:p>
-    <w:p>
-      <w:pPr>
-        <w:spacing w:after="0" w:before="0"/>
-      </w:pPr>
-      <w:r>
-        <w:rPr>
-          <w:b w:val="0"/>
-          <w:sz w:val="22"/>
-        </w:rPr>
-        <w:t>(b) COVID-19 belongs to the HIV/Hepatitis retrovirus family</w:t>
-      </w:r>
-    </w:p>
-    <w:p>
-      <w:pPr>
-        <w:spacing w:after="0" w:before="0"/>
-      </w:pPr>
-      <w:r>
-        <w:rPr>
-          <w:b w:val="0"/>
-          <w:sz w:val="22"/>
-        </w:rPr>
-        <w:t>(c) Transmitted via respiratory droplets and fomites</w:t>
-      </w:r>
-    </w:p>
-    <w:p>
-      <w:pPr>
-        <w:spacing w:after="0" w:before="0"/>
-      </w:pPr>
-      <w:r>
-        <w:rPr>
-          <w:b w:val="0"/>
-          <w:sz w:val="22"/>
-        </w:rPr>
-        <w:t>(d) Severe COVID-19 infection can lead to ARDS</w:t>
-      </w:r>
-    </w:p>
-    <w:p>
-      <w:pPr>
-        <w:spacing w:after="0" w:before="40"/>
-      </w:pPr>
-      <w:r>
-        <w:rPr>
-          <w:b/>
-          <w:sz w:val="22"/>
-        </w:rPr>
-        <w:t>Answer: b</w:t>
-      </w:r>
-    </w:p>
-    <w:p>
-      <w:pPr>
-        <w:spacing w:after="0" w:before="0"/>
-      </w:pPr>
-      <w:r>
-        <w:rPr>
-          <w:b w:val="0"/>
-          <w:sz w:val="21"/>
-        </w:rPr>
-        <w:t>Solution: COVID-19 is caused by SARS-CoV-2, an enveloped single-stranded RNA Coronavirus, NOT a retrovirus or Hepatitis virus.</w:t>
-      </w:r>
-    </w:p>
-    <w:p>
-      <w:pPr>
-        <w:spacing w:after="0" w:before="0"/>
-      </w:pPr>
-      <w:r>
-        <w:rPr>
-          <w:b w:val="0"/>
-          <w:sz w:val="20"/>
-        </w:rPr>
-        <w:t>Positive Marks: 1</w:t>
-      </w:r>
-    </w:p>
-    <w:p>
-      <w:pPr>
-        <w:spacing w:after="160" w:before="0"/>
-      </w:pPr>
-      <w:r>
-        <w:rPr>
-          <w:b w:val="0"/>
-          <w:sz w:val="20"/>
-        </w:rPr>
-        <w:t>Negative Marks: 0.25</w:t>
-      </w:r>
-    </w:p>
-    <w:p>
-      <w:pPr>
-        <w:spacing w:after="20" w:before="120"/>
-      </w:pPr>
-      <w:r>
-        <w:rPr>
-          <w:b/>
-          <w:sz w:val="22"/>
-        </w:rPr>
-        <w:t>Question: Give the correct order of five stages of dying person.</w:t>
-      </w:r>
-    </w:p>
-    <w:p>
-      <w:pPr>
-        <w:spacing w:after="0" w:before="0"/>
-      </w:pPr>
-      <w:r>
-        <w:rPr>
-          <w:b w:val="0"/>
-          <w:sz w:val="22"/>
-        </w:rPr>
-        <w:t>(a) Denial - Depression - Bargaining - Anger - Acceptance</w:t>
-      </w:r>
-    </w:p>
-    <w:p>
-      <w:pPr>
-        <w:spacing w:after="0" w:before="0"/>
-      </w:pPr>
-      <w:r>
-        <w:rPr>
-          <w:b w:val="0"/>
-          <w:sz w:val="22"/>
-        </w:rPr>
-        <w:t>(b) Denial - Anger - Bargaining - Depression - Acceptance</w:t>
-      </w:r>
-    </w:p>
-    <w:p>
-      <w:pPr>
-        <w:spacing w:after="0" w:before="0"/>
-      </w:pPr>
-      <w:r>
-        <w:rPr>
-          <w:b w:val="0"/>
-          <w:sz w:val="22"/>
-        </w:rPr>
-        <w:t>(c) Anger - Depression - Bargaining - Denial - Acceptance</w:t>
-      </w:r>
-    </w:p>
-    <w:p>
-      <w:pPr>
-        <w:spacing w:after="0" w:before="0"/>
-      </w:pPr>
-      <w:r>
-        <w:rPr>
-          <w:b w:val="0"/>
-          <w:sz w:val="22"/>
-        </w:rPr>
-        <w:t>(d) Depression - Denial - Anger - Bargaining - Acceptance</w:t>
-      </w:r>
-    </w:p>
-    <w:p>
-      <w:pPr>
-        <w:spacing w:after="0" w:before="40"/>
-      </w:pPr>
-      <w:r>
-        <w:rPr>
-          <w:b/>
-          <w:sz w:val="22"/>
-        </w:rPr>
-        <w:t>Answer: b</w:t>
-      </w:r>
-    </w:p>
-    <w:p>
-      <w:pPr>
-        <w:spacing w:after="0" w:before="0"/>
-      </w:pPr>
-      <w:r>
-        <w:rPr>
-          <w:b w:val="0"/>
-          <w:sz w:val="21"/>
-        </w:rPr>
-        <w:t>Solution: Kübler-Ross stages of dying in order: Denial → Anger → Bargaining → Depression → Acceptance.</w:t>
-      </w:r>
-    </w:p>
-    <w:p>
-      <w:pPr>
-        <w:spacing w:after="0" w:before="0"/>
-      </w:pPr>
-      <w:r>
-        <w:rPr>
-          <w:b w:val="0"/>
-          <w:sz w:val="20"/>
-        </w:rPr>
-        <w:t>Positive Marks: 1</w:t>
-      </w:r>
-    </w:p>
-    <w:p>
-      <w:pPr>
-        <w:spacing w:after="160" w:before="0"/>
-      </w:pPr>
-      <w:r>
-        <w:rPr>
-          <w:b w:val="0"/>
-          <w:sz w:val="20"/>
-        </w:rPr>
-        <w:t>Negative Marks: 0.25</w:t>
-      </w:r>
-    </w:p>
-    <w:p>
-      <w:pPr>
-        <w:spacing w:after="20" w:before="120"/>
-      </w:pPr>
-      <w:r>
-        <w:rPr>
-          <w:b/>
-          <w:sz w:val="22"/>
-        </w:rPr>
-        <w:t>Question: The transillumination procedure is done with:</w:t>
-      </w:r>
-    </w:p>
-    <w:p>
-      <w:pPr>
-        <w:spacing w:after="0" w:before="0"/>
-      </w:pPr>
-      <w:r>
-        <w:rPr>
-          <w:b w:val="0"/>
-          <w:sz w:val="22"/>
-        </w:rPr>
-        <w:t>(a) Angiography</w:t>
-      </w:r>
-    </w:p>
-    <w:p>
-      <w:pPr>
-        <w:spacing w:after="0" w:before="0"/>
-      </w:pPr>
-      <w:r>
-        <w:rPr>
-          <w:b w:val="0"/>
-          <w:sz w:val="22"/>
-        </w:rPr>
-        <w:t>(b) Bone marrow aspiration</w:t>
-      </w:r>
-    </w:p>
-    <w:p>
-      <w:pPr>
-        <w:spacing w:after="0" w:before="0"/>
-      </w:pPr>
-      <w:r>
-        <w:rPr>
-          <w:b w:val="0"/>
-          <w:sz w:val="22"/>
-        </w:rPr>
-        <w:t>(c) Blood culture</w:t>
-      </w:r>
-    </w:p>
-    <w:p>
-      <w:pPr>
-        <w:spacing w:after="0" w:before="0"/>
-      </w:pPr>
-      <w:r>
-        <w:rPr>
-          <w:b w:val="0"/>
-          <w:sz w:val="22"/>
-        </w:rPr>
-        <w:t>(d) Venipuncture</w:t>
-      </w:r>
-    </w:p>
-    <w:p>
-      <w:pPr>
-        <w:spacing w:after="0" w:before="40"/>
-      </w:pPr>
-      <w:r>
-        <w:rPr>
-          <w:b/>
-          <w:sz w:val="22"/>
-        </w:rPr>
-        <w:t>Answer: d</w:t>
-      </w:r>
-    </w:p>
-    <w:p>
-      <w:pPr>
-        <w:spacing w:after="0" w:before="0"/>
-      </w:pPr>
-      <w:r>
-        <w:rPr>
-          <w:b w:val="0"/>
-          <w:sz w:val="21"/>
-        </w:rPr>
-        <w:t>Solution: Transillumination is used to locate veins for venipuncture (e.g., in children and difficult access).</w:t>
-      </w:r>
-    </w:p>
-    <w:p>
-      <w:pPr>
-        <w:spacing w:after="0" w:before="0"/>
-      </w:pPr>
-      <w:r>
-        <w:rPr>
-          <w:b w:val="0"/>
-          <w:sz w:val="20"/>
-        </w:rPr>
-        <w:t>Positive Marks: 1</w:t>
-      </w:r>
-    </w:p>
-    <w:p>
-      <w:pPr>
-        <w:spacing w:after="160" w:before="0"/>
-      </w:pPr>
-      <w:r>
-        <w:rPr>
-          <w:b w:val="0"/>
-          <w:sz w:val="20"/>
-        </w:rPr>
-        <w:t>Negative Marks: 0.25</w:t>
-      </w:r>
-    </w:p>
-    <w:p>
-      <w:pPr>
-        <w:spacing w:after="20" w:before="120"/>
-      </w:pPr>
-      <w:r>
-        <w:rPr>
-          <w:b/>
-          <w:sz w:val="22"/>
-        </w:rPr>
-        <w:t>Question: What is the recommended temperature range for storing DPT vaccine?</w:t>
-      </w:r>
-    </w:p>
-    <w:p>
-      <w:pPr>
-        <w:spacing w:after="0" w:before="0"/>
-      </w:pPr>
-      <w:r>
-        <w:rPr>
-          <w:b w:val="0"/>
-          <w:sz w:val="22"/>
-        </w:rPr>
-        <w:t>(a) 2°C to 8°C</w:t>
-      </w:r>
-    </w:p>
-    <w:p>
-      <w:pPr>
-        <w:spacing w:after="0" w:before="0"/>
-      </w:pPr>
-      <w:r>
-        <w:rPr>
-          <w:b w:val="0"/>
-          <w:sz w:val="22"/>
-        </w:rPr>
-        <w:t>(b) At room temperature</w:t>
-      </w:r>
-    </w:p>
-    <w:p>
-      <w:pPr>
-        <w:spacing w:after="0" w:before="0"/>
-      </w:pPr>
-      <w:r>
-        <w:rPr>
-          <w:b w:val="0"/>
-          <w:sz w:val="22"/>
-        </w:rPr>
-        <w:t>(c) 0°C to 2°C</w:t>
-      </w:r>
-    </w:p>
-    <w:p>
-      <w:pPr>
-        <w:spacing w:after="0" w:before="0"/>
-      </w:pPr>
-      <w:r>
-        <w:rPr>
-          <w:b w:val="0"/>
-          <w:sz w:val="22"/>
-        </w:rPr>
-        <w:t>(d) 16°C to 22°C</w:t>
-      </w:r>
-    </w:p>
-    <w:p>
-      <w:pPr>
-        <w:spacing w:after="0" w:before="40"/>
-      </w:pPr>
-      <w:r>
-        <w:rPr>
-          <w:b/>
-          <w:sz w:val="22"/>
-        </w:rPr>
-        <w:t>Answer: a</w:t>
-      </w:r>
-    </w:p>
-    <w:p>
-      <w:pPr>
-        <w:spacing w:after="0" w:before="0"/>
-      </w:pPr>
-      <w:r>
-        <w:rPr>
-          <w:b w:val="0"/>
-          <w:sz w:val="21"/>
-        </w:rPr>
-        <w:t>Solution: The recommended temperature range for storing DPT vaccine is 2°C to 8°C. This temperature range is necessary to ensure that the vaccine remains stable and effective. Vaccines that are exposed to temperatures outside of the recommended range can lose their potency and may not be effective in preventing diseases. Therefore, it is important to store vaccines, including DPT vaccine, in a temperature-controlled environment, such as a refrigerator.</w:t>
-      </w:r>
-    </w:p>
-    <w:p>
-      <w:pPr>
-        <w:spacing w:after="0" w:before="0"/>
-      </w:pPr>
-      <w:r>
-        <w:rPr>
-          <w:b w:val="0"/>
-          <w:sz w:val="20"/>
-        </w:rPr>
-        <w:t>Positive Marks: 1</w:t>
-      </w:r>
-    </w:p>
-    <w:p>
-      <w:pPr>
-        <w:spacing w:after="160" w:before="0"/>
-      </w:pPr>
-      <w:r>
-        <w:rPr>
-          <w:b w:val="0"/>
-          <w:sz w:val="20"/>
-        </w:rPr>
-        <w:t>Negative Marks: 0.25</w:t>
-      </w:r>
-    </w:p>
-    <w:p>
-      <w:pPr>
-        <w:spacing w:after="20" w:before="120"/>
-      </w:pPr>
-      <w:r>
-        <w:rPr>
-          <w:b/>
-          <w:sz w:val="22"/>
-        </w:rPr>
-        <w:t>Question: Which of the following tests can be used to determine the potency of freeze-dried vaccines?</w:t>
-      </w:r>
-    </w:p>
-    <w:p>
-      <w:pPr>
-        <w:spacing w:after="0" w:before="0"/>
-      </w:pPr>
-      <w:r>
-        <w:rPr>
-          <w:b w:val="0"/>
-          <w:sz w:val="22"/>
-        </w:rPr>
-        <w:t>(a) Monteux test</w:t>
-      </w:r>
-    </w:p>
-    <w:p>
-      <w:pPr>
-        <w:spacing w:after="0" w:before="0"/>
-      </w:pPr>
-      <w:r>
-        <w:rPr>
-          <w:b w:val="0"/>
-          <w:sz w:val="22"/>
-        </w:rPr>
-        <w:t>(b) Hable test</w:t>
-      </w:r>
-    </w:p>
-    <w:p>
-      <w:pPr>
-        <w:spacing w:after="0" w:before="0"/>
-      </w:pPr>
-      <w:r>
-        <w:rPr>
-          <w:b w:val="0"/>
-          <w:sz w:val="22"/>
-        </w:rPr>
-        <w:t>(c) Shake test</w:t>
-      </w:r>
-    </w:p>
-    <w:p>
-      <w:pPr>
-        <w:spacing w:after="0" w:before="0"/>
-      </w:pPr>
-      <w:r>
-        <w:rPr>
-          <w:b w:val="0"/>
-          <w:sz w:val="22"/>
-        </w:rPr>
-        <w:t>(d) Modified hable test</w:t>
-      </w:r>
-    </w:p>
-    <w:p>
-      <w:pPr>
-        <w:spacing w:after="0" w:before="40"/>
-      </w:pPr>
-      <w:r>
-        <w:rPr>
-          <w:b/>
-          <w:sz w:val="22"/>
-        </w:rPr>
-        <w:t>Answer: c</w:t>
-      </w:r>
-    </w:p>
-    <w:p>
-      <w:pPr>
-        <w:spacing w:after="0" w:before="0"/>
-      </w:pPr>
-      <w:r>
-        <w:rPr>
-          <w:b w:val="0"/>
-          <w:sz w:val="21"/>
-        </w:rPr>
-        <w:t>Solution: The correct answer is option (a) - the Shake Test. The Shake Test is used to determine the potency of freeze-dried vaccines. Freeze-dried vaccines are reconstituted with a diluent before administration. The Shake Test involves shaking the reconstituted vaccine to ensure proper mixing and reconstitution. The presence of clumps, aggregates, or particles indicates a loss of potency or compromised vaccine quality. This test is essential to verify the efficacy and stability of freeze-dried vaccines before administration.</w:t>
-      </w:r>
-    </w:p>
-    <w:p>
-      <w:pPr>
-        <w:spacing w:after="0" w:before="0"/>
-      </w:pPr>
-      <w:r>
-        <w:rPr>
-          <w:b w:val="0"/>
-          <w:sz w:val="20"/>
-        </w:rPr>
-        <w:t>Positive Marks: 1</w:t>
-      </w:r>
-    </w:p>
-    <w:p>
-      <w:pPr>
-        <w:spacing w:after="160" w:before="0"/>
-      </w:pPr>
-      <w:r>
-        <w:rPr>
-          <w:b w:val="0"/>
-          <w:sz w:val="20"/>
-        </w:rPr>
-        <w:t>Negative Marks: 0.25</w:t>
-      </w:r>
-    </w:p>
-    <w:p>
-      <w:pPr>
-        <w:spacing w:after="20" w:before="120"/>
-      </w:pPr>
-      <w:r>
-        <w:rPr>
-          <w:b/>
-          <w:sz w:val="22"/>
-        </w:rPr>
-        <w:t>Question: After complain of open abdominal surgery. The OT nurse needs to do which of the following activity first before suturing. (give priority answer)</w:t>
-      </w:r>
-    </w:p>
-    <w:p>
-      <w:pPr>
-        <w:spacing w:after="0" w:before="0"/>
-      </w:pPr>
-      <w:r>
-        <w:rPr>
-          <w:b w:val="0"/>
-          <w:sz w:val="22"/>
-        </w:rPr>
-        <w:t>(a) Change the gown</w:t>
-      </w:r>
-    </w:p>
-    <w:p>
-      <w:pPr>
-        <w:spacing w:after="0" w:before="0"/>
-      </w:pPr>
-      <w:r>
-        <w:rPr>
-          <w:b w:val="0"/>
-          <w:sz w:val="22"/>
-        </w:rPr>
-        <w:t>(b) Clean the instruments</w:t>
-      </w:r>
-    </w:p>
-    <w:p>
-      <w:pPr>
-        <w:spacing w:after="0" w:before="0"/>
-      </w:pPr>
-      <w:r>
-        <w:rPr>
-          <w:b w:val="0"/>
-          <w:sz w:val="22"/>
-        </w:rPr>
-        <w:t>(c) Disinfection of OT</w:t>
-      </w:r>
-    </w:p>
-    <w:p>
-      <w:pPr>
-        <w:spacing w:after="0" w:before="0"/>
-      </w:pPr>
-      <w:r>
-        <w:rPr>
-          <w:b w:val="0"/>
-          <w:sz w:val="22"/>
-        </w:rPr>
-        <w:t>(d) Checking the sponge count &amp; instruments counts before suturing.</w:t>
-      </w:r>
-    </w:p>
-    <w:p>
-      <w:pPr>
-        <w:spacing w:after="0" w:before="40"/>
-      </w:pPr>
-      <w:r>
-        <w:rPr>
-          <w:b/>
-          <w:sz w:val="22"/>
-        </w:rPr>
-        <w:t>Answer: d</w:t>
-      </w:r>
-    </w:p>
-    <w:p>
-      <w:pPr>
-        <w:spacing w:after="0" w:before="0"/>
-      </w:pPr>
-      <w:r>
-        <w:rPr>
-          <w:b w:val="0"/>
-          <w:sz w:val="21"/>
-        </w:rPr>
-        <w:t>Solution: Before closure of an abdominal wound, a complete sponge, needle and instrument count with the circulator is mandatory to prevent retained items.</w:t>
-      </w:r>
-    </w:p>
-    <w:p>
-      <w:pPr>
-        <w:spacing w:after="0" w:before="0"/>
-      </w:pPr>
-      <w:r>
-        <w:rPr>
-          <w:b w:val="0"/>
-          <w:sz w:val="20"/>
-        </w:rPr>
-        <w:t>Positive Marks: 1</w:t>
-      </w:r>
-    </w:p>
-    <w:p>
-      <w:pPr>
-        <w:spacing w:after="160" w:before="0"/>
-      </w:pPr>
-      <w:r>
-        <w:rPr>
-          <w:b w:val="0"/>
-          <w:sz w:val="20"/>
-        </w:rPr>
-        <w:t>Negative Marks: 0.25</w:t>
-      </w:r>
-    </w:p>
-    <w:p>
-      <w:pPr>
-        <w:spacing w:after="20" w:before="120"/>
-      </w:pPr>
-      <w:r>
-        <w:rPr>
-          <w:b/>
-          <w:sz w:val="22"/>
-        </w:rPr>
-        <w:t>Question: Which of the following is an example of primary prevention?</w:t>
-      </w:r>
-    </w:p>
-    <w:p>
-      <w:pPr>
-        <w:spacing w:after="0" w:before="0"/>
-      </w:pPr>
-      <w:r>
-        <w:rPr>
-          <w:b w:val="0"/>
-          <w:sz w:val="22"/>
-        </w:rPr>
-        <w:t>(a) Screening for hypertension</w:t>
-      </w:r>
-    </w:p>
-    <w:p>
-      <w:pPr>
-        <w:spacing w:after="0" w:before="0"/>
-      </w:pPr>
-      <w:r>
-        <w:rPr>
-          <w:b w:val="0"/>
-          <w:sz w:val="22"/>
-        </w:rPr>
-        <w:t>(b) Early treatment of tuberculosis</w:t>
-      </w:r>
-    </w:p>
-    <w:p>
-      <w:pPr>
-        <w:spacing w:after="0" w:before="0"/>
-      </w:pPr>
-      <w:r>
-        <w:rPr>
-          <w:b w:val="0"/>
-          <w:sz w:val="22"/>
-        </w:rPr>
-        <w:t>(c) Immunisation against measles</w:t>
-      </w:r>
-    </w:p>
-    <w:p>
-      <w:pPr>
-        <w:spacing w:after="0" w:before="0"/>
-      </w:pPr>
-      <w:r>
-        <w:rPr>
-          <w:b w:val="0"/>
-          <w:sz w:val="22"/>
-        </w:rPr>
-        <w:t>(d) Rehabilitation after stroke</w:t>
-      </w:r>
-    </w:p>
-    <w:p>
-      <w:pPr>
-        <w:spacing w:after="0" w:before="40"/>
-      </w:pPr>
-      <w:r>
-        <w:rPr>
-          <w:b/>
-          <w:sz w:val="22"/>
-        </w:rPr>
-        <w:t>Answer: c</w:t>
-      </w:r>
-    </w:p>
-    <w:p>
-      <w:pPr>
-        <w:spacing w:after="0" w:before="0"/>
-      </w:pPr>
-      <w:r>
-        <w:rPr>
-          <w:b w:val="0"/>
-          <w:sz w:val="21"/>
-        </w:rPr>
-        <w:t>Solution: Immunisation prevents disease before it occurs - primary prevention; screening is secondary prevention.</w:t>
-      </w:r>
-    </w:p>
-    <w:p>
-      <w:pPr>
-        <w:spacing w:after="0" w:before="0"/>
-      </w:pPr>
-      <w:r>
-        <w:rPr>
-          <w:b w:val="0"/>
-          <w:sz w:val="20"/>
-        </w:rPr>
-        <w:t>Positive Marks: 1</w:t>
-      </w:r>
-    </w:p>
-    <w:p>
-      <w:pPr>
-        <w:spacing w:after="160" w:before="0"/>
-      </w:pPr>
-      <w:r>
-        <w:rPr>
-          <w:b w:val="0"/>
-          <w:sz w:val="20"/>
-        </w:rPr>
-        <w:t>Negative Marks: 0.25</w:t>
-      </w:r>
-    </w:p>
-    <w:p>
-      <w:pPr>
-        <w:spacing w:after="20" w:before="120"/>
-      </w:pPr>
-      <w:r>
-        <w:rPr>
-          <w:b/>
-          <w:sz w:val="22"/>
-        </w:rPr>
-        <w:t>Question: Your finding emulcificaiton of fat in TPN bag. As a nurse what is your immediate action?</w:t>
-      </w:r>
-    </w:p>
-    <w:p>
-      <w:pPr>
-        <w:spacing w:after="0" w:before="0"/>
-      </w:pPr>
-      <w:r>
-        <w:rPr>
-          <w:b w:val="0"/>
-          <w:sz w:val="22"/>
-        </w:rPr>
-        <w:t>(a) Change the new bag</w:t>
-      </w:r>
-    </w:p>
-    <w:p>
-      <w:pPr>
-        <w:spacing w:after="0" w:before="0"/>
-      </w:pPr>
-      <w:r>
-        <w:rPr>
-          <w:b w:val="0"/>
-          <w:sz w:val="22"/>
-        </w:rPr>
-        <w:t>(b) Nothing to do</w:t>
-      </w:r>
-    </w:p>
-    <w:p>
-      <w:pPr>
-        <w:spacing w:after="0" w:before="0"/>
-      </w:pPr>
-      <w:r>
-        <w:rPr>
-          <w:b w:val="0"/>
-          <w:sz w:val="22"/>
-        </w:rPr>
-        <w:t>(c) Administer fast</w:t>
-      </w:r>
-    </w:p>
-    <w:p>
-      <w:pPr>
-        <w:spacing w:after="0" w:before="0"/>
-      </w:pPr>
-      <w:r>
-        <w:rPr>
-          <w:b w:val="0"/>
-          <w:sz w:val="22"/>
-        </w:rPr>
-        <w:t>(d) Rubing the bag</w:t>
-      </w:r>
-    </w:p>
-    <w:p>
-      <w:pPr>
-        <w:spacing w:after="0" w:before="40"/>
-      </w:pPr>
-      <w:r>
-        <w:rPr>
-          <w:b/>
-          <w:sz w:val="22"/>
-        </w:rPr>
-        <w:t>Answer: a</w:t>
-      </w:r>
-    </w:p>
-    <w:p>
-      <w:pPr>
-        <w:spacing w:after="0" w:before="0"/>
-      </w:pPr>
-      <w:r>
-        <w:rPr>
-          <w:b w:val="0"/>
-          <w:sz w:val="21"/>
-        </w:rPr>
-        <w:t>Solution: Emulsification (separation) of fat in a TPN bag indicates instability of the solution; the bag must be discarded and replaced.</w:t>
-      </w:r>
-    </w:p>
-    <w:p>
-      <w:pPr>
-        <w:spacing w:after="0" w:before="0"/>
-      </w:pPr>
-      <w:r>
-        <w:rPr>
-          <w:b w:val="0"/>
-          <w:sz w:val="20"/>
-        </w:rPr>
-        <w:t>Positive Marks: 1</w:t>
-      </w:r>
-    </w:p>
-    <w:p>
-      <w:pPr>
-        <w:spacing w:after="160" w:before="0"/>
-      </w:pPr>
-      <w:r>
-        <w:rPr>
-          <w:b w:val="0"/>
-          <w:sz w:val="20"/>
-        </w:rPr>
-        <w:t>Negative Marks: 0.25</w:t>
+      <w:r>
+        <w:t xml:space="preserve">Question: The normal range of serum uric acid in an adult is</w:t>
+      </w:r>
+    </w:p>
+    <w:p>
+      <w:r>
+        <w:t xml:space="preserve">(a) 2.5-7.0 mg/dL</w:t>
+      </w:r>
+    </w:p>
+    <w:p>
+      <w:r>
+        <w:t xml:space="preserve">(b) 20-30 mg/dL</w:t>
+      </w:r>
+    </w:p>
+    <w:p>
+      <w:r>
+        <w:t xml:space="preserve">(c) 100-200 mg/dL</w:t>
+      </w:r>
+    </w:p>
+    <w:p>
+      <w:r>
+        <w:t xml:space="preserve">(d) 0.1-0.5 mg/dL</w:t>
+      </w:r>
+    </w:p>
+    <w:p>
+      <w:r>
+        <w:t xml:space="preserve">Answer: a</w:t>
+      </w:r>
+    </w:p>
+    <w:p>
+      <w:r>
+        <w:t xml:space="preserve">Solution: ✅ Correct Answer: a</w:t>
+      </w:r>
+    </w:p>
+    <w:p>
+      <w:r>
+        <w:t xml:space="preserve">🧠 Clinical Rationale: Normal uric acid is about 3.5-7 mg/dL in men and 2.5-6 mg/dL in women; HIGH levels cause gout and kidney stones.</w:t>
+      </w:r>
+    </w:p>
+    <w:p>
+      <w:r>
+        <w:t xml:space="preserve">❌ Why Not Other Options?</w:t>
+      </w:r>
+    </w:p>
+    <w:p>
+      <w:r>
+        <w:t xml:space="preserve">(b) — 20-30 mg/dL is severe hyperuricemia.</w:t>
+      </w:r>
+    </w:p>
+    <w:p>
+      <w:r>
+        <w:t xml:space="preserve">(c) — 100-200 mg/dL is impossible.</w:t>
+      </w:r>
+    </w:p>
+    <w:p>
+      <w:r>
+        <w:t xml:space="preserve">(d) — 0.1-0.5 mg/dL is far too low.</w:t>
+      </w:r>
+    </w:p>
+    <w:p>
+      <w:r>
+        <w:t xml:space="preserve">⚠️ Exam Trap: "Uric acid high = gout (tophi, joint pain) + urate stones; allopurinol prevents, colchicine/NSAIDs treat acute attacks."</w:t>
+      </w:r>
+    </w:p>
+    <w:p>
+      <w:r>
+        <w:t xml:space="preserve">💎 PNC Pearl: "Uric acid above 7 in a man is the gout alarm — the joint screams first."</w:t>
+      </w:r>
+    </w:p>
+    <w:p>
+      <w:r>
+        <w:t xml:space="preserve">Positive Marks: 1</w:t>
+      </w:r>
+    </w:p>
+    <w:p>
+      <w:r>
+        <w:t xml:space="preserve">Negative Marks: 0.25</w:t>
+      </w:r>
+    </w:p>
+    <w:p>
+      <w:r>
+        <w:t xml:space="preserve"/>
+      </w:r>
+    </w:p>
+    <w:p>
+      <w:r>
+        <w:t xml:space="preserve">Question: An intramuscular injection into the deltoid muscle is given at an angle of</w:t>
+      </w:r>
+    </w:p>
+    <w:p>
+      <w:r>
+        <w:t xml:space="preserve">(a) 90 degrees</w:t>
+      </w:r>
+    </w:p>
+    <w:p>
+      <w:r>
+        <w:t xml:space="preserve">(b) 15 degrees</w:t>
+      </w:r>
+    </w:p>
+    <w:p>
+      <w:r>
+        <w:t xml:space="preserve">(c) 45 degrees</w:t>
+      </w:r>
+    </w:p>
+    <w:p>
+      <w:r>
+        <w:t xml:space="preserve">(d) 5 degrees</w:t>
+      </w:r>
+    </w:p>
+    <w:p>
+      <w:r>
+        <w:t xml:space="preserve">Answer: a</w:t>
+      </w:r>
+    </w:p>
+    <w:p>
+      <w:r>
+        <w:t xml:space="preserve">Solution: ✅ Correct Answer: a</w:t>
+      </w:r>
+    </w:p>
+    <w:p>
+      <w:r>
+        <w:t xml:space="preserve">🧠 Clinical Rationale: IM injections are given at 90 DEGREES to reach the muscle; subcutaneous at 45-90° and intradermal at 10-15°.</w:t>
+      </w:r>
+    </w:p>
+    <w:p>
+      <w:r>
+        <w:t xml:space="preserve">❌ Why Not Other Options?</w:t>
+      </w:r>
+    </w:p>
+    <w:p>
+      <w:r>
+        <w:t xml:space="preserve">(b) — 15 degrees is the intradermal angle.</w:t>
+      </w:r>
+    </w:p>
+    <w:p>
+      <w:r>
+        <w:t xml:space="preserve">(c) — 45 degrees is a subcutaneous angle.</w:t>
+      </w:r>
+    </w:p>
+    <w:p>
+      <w:r>
+        <w:t xml:space="preserve">(d) — 5 degrees is not a standard injection angle.</w:t>
+      </w:r>
+    </w:p>
+    <w:p>
+      <w:r>
+        <w:t xml:space="preserve">⚠️ Exam Trap: "IM = 90° (deep), SC = 45-90° (fat), ID = 10-15° (dermal)" — the angle-to-depth match is a fundamentals favourite.</w:t>
+      </w:r>
+    </w:p>
+    <w:p>
+      <w:r>
+        <w:t xml:space="preserve">💎 PNC Pearl: "Ninety degrees drops into the muscle; forty-five into the fat; fifteen skims the skin."</w:t>
+      </w:r>
+    </w:p>
+    <w:p>
+      <w:r>
+        <w:t xml:space="preserve">Positive Marks: 1</w:t>
+      </w:r>
+    </w:p>
+    <w:p>
+      <w:r>
+        <w:t xml:space="preserve">Negative Marks: 0.25</w:t>
+      </w:r>
+    </w:p>
+    <w:p>
+      <w:r>
+        <w:t xml:space="preserve"/>
+      </w:r>
+    </w:p>
+    <w:p>
+      <w:r>
+        <w:t xml:space="preserve">Question: A patient with chronic gastritis should be advised to</w:t>
+      </w:r>
+    </w:p>
+    <w:p>
+      <w:r>
+        <w:t xml:space="preserve">(a) Avoid alcohol, spicy food and NSAIDs</w:t>
+      </w:r>
+    </w:p>
+    <w:p>
+      <w:r>
+        <w:t xml:space="preserve">(b) Eat heavy, spicy meals</w:t>
+      </w:r>
+    </w:p>
+    <w:p>
+      <w:r>
+        <w:t xml:space="preserve">(c) Skip breakfast daily</w:t>
+      </w:r>
+    </w:p>
+    <w:p>
+      <w:r>
+        <w:t xml:space="preserve">(d) Drink coffee on an empty stomach</w:t>
+      </w:r>
+    </w:p>
+    <w:p>
+      <w:r>
+        <w:t xml:space="preserve">Answer: a</w:t>
+      </w:r>
+    </w:p>
+    <w:p>
+      <w:r>
+        <w:t xml:space="preserve">Solution: ✅ Correct Answer: a</w:t>
+      </w:r>
+    </w:p>
+    <w:p>
+      <w:r>
+        <w:t xml:space="preserve">🧠 Clinical Rationale: Alcohol, NSAIDs, and spicy food irritate the gastric mucosa — AVOIDING them is essential in gastritis management.</w:t>
+      </w:r>
+    </w:p>
+    <w:p>
+      <w:r>
+        <w:t xml:space="preserve">❌ Why Not Other Options?</w:t>
+      </w:r>
+    </w:p>
+    <w:p>
+      <w:r>
+        <w:t xml:space="preserve">(b) — Heavy spicy meals inflame the stomach lining.</w:t>
+      </w:r>
+    </w:p>
+    <w:p>
+      <w:r>
+        <w:t xml:space="preserve">(c) — Skipping meals allows acid to bathe an empty stomach.</w:t>
+      </w:r>
+    </w:p>
+    <w:p>
+      <w:r>
+        <w:t xml:space="preserve">(d) — Coffee on an empty stomach increases acid.</w:t>
+      </w:r>
+    </w:p>
+    <w:p>
+      <w:r>
+        <w:t xml:space="preserve">⚠️ Exam Trap: "Gastritis care = small bland meals, no alcohol/NSAIDs/spice, no smoking; treat H. pylori if present."</w:t>
+      </w:r>
+    </w:p>
+    <w:p>
+      <w:r>
+        <w:t xml:space="preserve">💎 PNC Pearl: "Gentle food, no fire — the gastritis stomach wants peace, not paprika."</w:t>
+      </w:r>
+    </w:p>
+    <w:p>
+      <w:r>
+        <w:t xml:space="preserve">Positive Marks: 1</w:t>
+      </w:r>
+    </w:p>
+    <w:p>
+      <w:r>
+        <w:t xml:space="preserve">Negative Marks: 0.25</w:t>
+      </w:r>
+    </w:p>
+    <w:p>
+      <w:r>
+        <w:t xml:space="preserve"/>
+      </w:r>
+    </w:p>
+    <w:p>
+      <w:r>
+        <w:t xml:space="preserve">Question: In a primigravida, engagement of the fetal head typically occurs</w:t>
+      </w:r>
+    </w:p>
+    <w:p>
+      <w:r>
+        <w:t xml:space="preserve">(a) About 2 weeks before term</w:t>
+      </w:r>
+    </w:p>
+    <w:p>
+      <w:r>
+        <w:t xml:space="preserve">(b) At the onset of the second stage</w:t>
+      </w:r>
+    </w:p>
+    <w:p>
+      <w:r>
+        <w:t xml:space="preserve">(c) After delivery</w:t>
+      </w:r>
+    </w:p>
+    <w:p>
+      <w:r>
+        <w:t xml:space="preserve">(d) In the first trimester</w:t>
+      </w:r>
+    </w:p>
+    <w:p>
+      <w:r>
+        <w:t xml:space="preserve">Answer: a</w:t>
+      </w:r>
+    </w:p>
+    <w:p>
+      <w:r>
+        <w:t xml:space="preserve">Solution: ✅ Correct Answer: a</w:t>
+      </w:r>
+    </w:p>
+    <w:p>
+      <w:r>
+        <w:t xml:space="preserve">🧠 Clinical Rationale: In PRIMIGRAVIDAS, the head usually ENGAGES around 38 weeks — about 2 WEEKS BEFORE TERM (lightening).</w:t>
+      </w:r>
+    </w:p>
+    <w:p>
+      <w:r>
+        <w:t xml:space="preserve">❌ Why Not Other Options?</w:t>
+      </w:r>
+    </w:p>
+    <w:p>
+      <w:r>
+        <w:t xml:space="preserve">(b) — Second-stage engagement is the multigravida pattern.</w:t>
+      </w:r>
+    </w:p>
+    <w:p>
+      <w:r>
+        <w:t xml:space="preserve">(c) — After delivery is absurd.</w:t>
+      </w:r>
+    </w:p>
+    <w:p>
+      <w:r>
+        <w:t xml:space="preserve">(d) — First-trimester engagement is impossible.</w:t>
+      </w:r>
+    </w:p>
+    <w:p>
+      <w:r>
+        <w:t xml:space="preserve">⚠️ Exam Trap: "Primigravida: engagement 2 weeks before term (lightening); multigravida: engagement at the onset of labor."</w:t>
+      </w:r>
+    </w:p>
+    <w:p>
+      <w:r>
+        <w:t xml:space="preserve">💎 PNC Pearl: "First babies settle early — lightening two weeks before the due date."</w:t>
+      </w:r>
+    </w:p>
+    <w:p>
+      <w:r>
+        <w:t xml:space="preserve">Positive Marks: 1</w:t>
+      </w:r>
+    </w:p>
+    <w:p>
+      <w:r>
+        <w:t xml:space="preserve">Negative Marks: 0.25</w:t>
+      </w:r>
+    </w:p>
+    <w:p>
+      <w:r>
+        <w:t xml:space="preserve"/>
+      </w:r>
+    </w:p>
+    <w:p>
+      <w:r>
+        <w:t xml:space="preserve">Question: A 1-year-old child weighing 7 kg with severe wasting is classified as having</w:t>
+      </w:r>
+    </w:p>
+    <w:p>
+      <w:r>
+        <w:t xml:space="preserve">(a) Severe acute malnutrition</w:t>
+      </w:r>
+    </w:p>
+    <w:p>
+      <w:r>
+        <w:t xml:space="preserve">(b) Overweight</w:t>
+      </w:r>
+    </w:p>
+    <w:p>
+      <w:r>
+        <w:t xml:space="preserve">(c) Normal nutrition</w:t>
+      </w:r>
+    </w:p>
+    <w:p>
+      <w:r>
+        <w:t xml:space="preserve">(d) Tall stature</w:t>
+      </w:r>
+    </w:p>
+    <w:p>
+      <w:r>
+        <w:t xml:space="preserve">Answer: a</w:t>
+      </w:r>
+    </w:p>
+    <w:p>
+      <w:r>
+        <w:t xml:space="preserve">Solution: ✅ Correct Answer: a</w:t>
+      </w:r>
+    </w:p>
+    <w:p>
+      <w:r>
+        <w:t xml:space="preserve">🧠 Clinical Rationale: SEVERE WASTING (very low weight-for-height) and low weight-for-age indicate SEVERE ACUTE MALNUTRITION (SAM).</w:t>
+      </w:r>
+    </w:p>
+    <w:p>
+      <w:r>
+        <w:t xml:space="preserve">❌ Why Not Other Options?</w:t>
+      </w:r>
+    </w:p>
+    <w:p>
+      <w:r>
+        <w:t xml:space="preserve">(b) — Overweight is above +2 SD.</w:t>
+      </w:r>
+    </w:p>
+    <w:p>
+      <w:r>
+        <w:t xml:space="preserve">(c) — 7 kg at 1 year is far below normal (~9-10 kg).</w:t>
+      </w:r>
+    </w:p>
+    <w:p>
+      <w:r>
+        <w:t xml:space="preserve">(d) — Stature is not the issue here.</w:t>
+      </w:r>
+    </w:p>
+    <w:p>
+      <w:r>
+        <w:t xml:space="preserve">⚠️ Exam Trap: "SAM = weight-for-height &lt; -3 SD, MUAC &lt; 11.5 cm, or pitting edema; 1-year average weight ≈ 9-10 kg (triple birth weight)."</w:t>
+      </w:r>
+    </w:p>
+    <w:p>
+      <w:r>
+        <w:t xml:space="preserve">💎 PNC Pearl: "Seven kilos at one year is the red zone — SAM needs the F-75/F-100 protocol."</w:t>
+      </w:r>
+    </w:p>
+    <w:p>
+      <w:r>
+        <w:t xml:space="preserve">Positive Marks: 1</w:t>
+      </w:r>
+    </w:p>
+    <w:p>
+      <w:r>
+        <w:t xml:space="preserve">Negative Marks: 0.25</w:t>
+      </w:r>
+    </w:p>
+    <w:p>
+      <w:r>
+        <w:t xml:space="preserve"/>
+      </w:r>
+    </w:p>
+    <w:p>
+      <w:r>
+        <w:t xml:space="preserve">Question: The defense mechanism in which a person returns to an earlier, less mature stage of behavior is</w:t>
+      </w:r>
+    </w:p>
+    <w:p>
+      <w:r>
+        <w:t xml:space="preserve">(a) Regression</w:t>
+      </w:r>
+    </w:p>
+    <w:p>
+      <w:r>
+        <w:t xml:space="preserve">(b) Projection</w:t>
+      </w:r>
+    </w:p>
+    <w:p>
+      <w:r>
+        <w:t xml:space="preserve">(c) Sublimation</w:t>
+      </w:r>
+    </w:p>
+    <w:p>
+      <w:r>
+        <w:t xml:space="preserve">(d) Rationalization</w:t>
+      </w:r>
+    </w:p>
+    <w:p>
+      <w:r>
+        <w:t xml:space="preserve">Answer: a</w:t>
+      </w:r>
+    </w:p>
+    <w:p>
+      <w:r>
+        <w:t xml:space="preserve">Solution: ✅ Correct Answer: a</w:t>
+      </w:r>
+    </w:p>
+    <w:p>
+      <w:r>
+        <w:t xml:space="preserve">🧠 Clinical Rationale: REGRESSION is reverting to childlike behavior under stress — an adult crying like a child or a hospitalized child clinging to a blanket.</w:t>
+      </w:r>
+    </w:p>
+    <w:p>
+      <w:r>
+        <w:t xml:space="preserve">❌ Why Not Other Options?</w:t>
+      </w:r>
+    </w:p>
+    <w:p>
+      <w:r>
+        <w:t xml:space="preserve">(b) — Projection attributes one's own feelings to others.</w:t>
+      </w:r>
+    </w:p>
+    <w:p>
+      <w:r>
+        <w:t xml:space="preserve">(c) — Sublimation channels impulses into acceptable activity.</w:t>
+      </w:r>
+    </w:p>
+    <w:p>
+      <w:r>
+        <w:t xml:space="preserve">(d) — Rationalization invents logical excuses for behavior.</w:t>
+      </w:r>
+    </w:p>
+    <w:p>
+      <w:r>
+        <w:t xml:space="preserve">⚠️ Exam Trap: Defense mechanisms — "regression = act younger; projection = blame others; sublimation = redirect productively; rationalization = make excuses."</w:t>
+      </w:r>
+    </w:p>
+    <w:p>
+      <w:r>
+        <w:t xml:space="preserve">💎 PNC Pearl: "Stress sends some adults back to childhood — regression is the time machine of the mind."</w:t>
+      </w:r>
+    </w:p>
+    <w:p>
+      <w:r>
+        <w:t xml:space="preserve">Positive Marks: 1</w:t>
+      </w:r>
+    </w:p>
+    <w:p>
+      <w:r>
+        <w:t xml:space="preserve">Negative Marks: 0.25</w:t>
+      </w:r>
+    </w:p>
+    <w:p>
+      <w:r>
+        <w:t xml:space="preserve"/>
+      </w:r>
+    </w:p>
+    <w:p>
+      <w:r>
+        <w:t xml:space="preserve">Question: Under the Rashtriya Bal Swasthya Karyakram (RBSK), children are screened for</w:t>
+      </w:r>
+    </w:p>
+    <w:p>
+      <w:r>
+        <w:t xml:space="preserve">(a) Birth defects, deficiencies, diseases and developmental delays</w:t>
+      </w:r>
+    </w:p>
+    <w:p>
+      <w:r>
+        <w:t xml:space="preserve">(b) Only dental caries</w:t>
+      </w:r>
+    </w:p>
+    <w:p>
+      <w:r>
+        <w:t xml:space="preserve">(c) Only vision problems</w:t>
+      </w:r>
+    </w:p>
+    <w:p>
+      <w:r>
+        <w:t xml:space="preserve">(d) Only hearing problems</w:t>
+      </w:r>
+    </w:p>
+    <w:p>
+      <w:r>
+        <w:t xml:space="preserve">Answer: a</w:t>
+      </w:r>
+    </w:p>
+    <w:p>
+      <w:r>
+        <w:t xml:space="preserve">Solution: ✅ Correct Answer: a</w:t>
+      </w:r>
+    </w:p>
+    <w:p>
+      <w:r>
+        <w:t xml:space="preserve">🧠 Clinical Rationale: RBSK screens children for the '4 Ds' — DEFECTS at birth, DEFICIENCIES, DISEASES, and DEVELOPMENTAL DELAYS (including disabilities).</w:t>
+      </w:r>
+    </w:p>
+    <w:p>
+      <w:r>
+        <w:t xml:space="preserve">❌ Why Not Other Options?</w:t>
+      </w:r>
+    </w:p>
+    <w:p>
+      <w:r>
+        <w:t xml:space="preserve">(b) — Dental caries is only one screened condition.</w:t>
+      </w:r>
+    </w:p>
+    <w:p>
+      <w:r>
+        <w:t xml:space="preserve">(c) — Vision is only one component.</w:t>
+      </w:r>
+    </w:p>
+    <w:p>
+      <w:r>
+        <w:t xml:space="preserve">(d) — Hearing is only one component.</w:t>
+      </w:r>
+    </w:p>
+    <w:p>
+      <w:r>
+        <w:t xml:space="preserve">⚠️ Exam Trap: "RBSK = the 4 Ds (defects, deficiencies, diseases, developmental delays) — the mnemonic is the exam answer."</w:t>
+      </w:r>
+    </w:p>
+    <w:p>
+      <w:r>
+        <w:t xml:space="preserve">💎 PNC Pearl: "RBSK hunts the four Ds — defects, deficiencies, diseases, and delays."</w:t>
+      </w:r>
+    </w:p>
+    <w:p>
+      <w:r>
+        <w:t xml:space="preserve">Positive Marks: 1</w:t>
+      </w:r>
+    </w:p>
+    <w:p>
+      <w:r>
+        <w:t xml:space="preserve">Negative Marks: 0.25</w:t>
+      </w:r>
+    </w:p>
+    <w:p>
+      <w:r>
+        <w:t xml:space="preserve"/>
+      </w:r>
+    </w:p>
+    <w:p>
+      <w:r>
+        <w:t xml:space="preserve">Question: The nurse should withhold morphine and notify the physician if the patient's respiratory rate is</w:t>
+      </w:r>
+    </w:p>
+    <w:p>
+      <w:r>
+        <w:t xml:space="preserve">(a) Below 12 breaths per minute</w:t>
+      </w:r>
+    </w:p>
+    <w:p>
+      <w:r>
+        <w:t xml:space="preserve">(b) Above 20 breaths per minute</w:t>
+      </w:r>
+    </w:p>
+    <w:p>
+      <w:r>
+        <w:t xml:space="preserve">(c) Exactly 16 breaths per minute</w:t>
+      </w:r>
+    </w:p>
+    <w:p>
+      <w:r>
+        <w:t xml:space="preserve">(d) 14-18 breaths per minute</w:t>
+      </w:r>
+    </w:p>
+    <w:p>
+      <w:r>
+        <w:t xml:space="preserve">Answer: a</w:t>
+      </w:r>
+    </w:p>
+    <w:p>
+      <w:r>
+        <w:t xml:space="preserve">Solution: ✅ Correct Answer: a</w:t>
+      </w:r>
+    </w:p>
+    <w:p>
+      <w:r>
+        <w:t xml:space="preserve">🧠 Clinical Rationale: Opioids depress the respiratory center — a rate BELOW 12 requires withholding the drug and reporting (respiratory depression).</w:t>
+      </w:r>
+    </w:p>
+    <w:p>
+      <w:r>
+        <w:t xml:space="preserve">❌ Why Not Other Options?</w:t>
+      </w:r>
+    </w:p>
+    <w:p>
+      <w:r>
+        <w:t xml:space="preserve">(b) — Above 20 is not an opioid-hold criterion.</w:t>
+      </w:r>
+    </w:p>
+    <w:p>
+      <w:r>
+        <w:t xml:space="preserve">(c) — 16 is normal.</w:t>
+      </w:r>
+    </w:p>
+    <w:p>
+      <w:r>
+        <w:t xml:space="preserve">(d) — 14-18 is normal.</w:t>
+      </w:r>
+    </w:p>
+    <w:p>
+      <w:r>
+        <w:t xml:space="preserve">⚠️ Exam Trap: "Opioid hold rule: RR &lt; 12 (or &lt; 8-10 per some protocols) — also watch for pinpoint pupils and sedation."</w:t>
+      </w:r>
+    </w:p>
+    <w:p>
+      <w:r>
+        <w:t xml:space="preserve">💎 PNC Pearl: "Under 12 breaths, hold the morphine — the drug is stealing the air."</w:t>
+      </w:r>
+    </w:p>
+    <w:p>
+      <w:r>
+        <w:t xml:space="preserve">Positive Marks: 1</w:t>
+      </w:r>
+    </w:p>
+    <w:p>
+      <w:r>
+        <w:t xml:space="preserve">Negative Marks: 0.25</w:t>
+      </w:r>
+    </w:p>
+    <w:p>
+      <w:r>
+        <w:t xml:space="preserve"/>
+      </w:r>
+    </w:p>
+    <w:p>
+      <w:r>
+        <w:t xml:space="preserve">Question: A patient with a head injury develops the syndrome of inappropriate ADH secretion (SIADH). The nurse should monitor for</w:t>
+      </w:r>
+    </w:p>
+    <w:p>
+      <w:r>
+        <w:t xml:space="preserve">(a) Hyponatremia</w:t>
+      </w:r>
+    </w:p>
+    <w:p>
+      <w:r>
+        <w:t xml:space="preserve">(b) Hypernatremia</w:t>
+      </w:r>
+    </w:p>
+    <w:p>
+      <w:r>
+        <w:t xml:space="preserve">(c) Hyperkalemia</w:t>
+      </w:r>
+    </w:p>
+    <w:p>
+      <w:r>
+        <w:t xml:space="preserve">(d) Hypercalcemia</w:t>
+      </w:r>
+    </w:p>
+    <w:p>
+      <w:r>
+        <w:t xml:space="preserve">Answer: a</w:t>
+      </w:r>
+    </w:p>
+    <w:p>
+      <w:r>
+        <w:t xml:space="preserve">Solution: ✅ Correct Answer: a</w:t>
+      </w:r>
+    </w:p>
+    <w:p>
+      <w:r>
+        <w:t xml:space="preserve">🧠 Clinical Rationale: SIADH causes water RETENTION and DILUTIONAL HYPONATREMIA — fluids are restricted and serum sodium is monitored closely.</w:t>
+      </w:r>
+    </w:p>
+    <w:p>
+      <w:r>
+        <w:t xml:space="preserve">❌ Why Not Other Options?</w:t>
+      </w:r>
+    </w:p>
+    <w:p>
+      <w:r>
+        <w:t xml:space="preserve">(b) — Hypernatremia is the DIABETES INSIPIDUS pattern.</w:t>
+      </w:r>
+    </w:p>
+    <w:p>
+      <w:r>
+        <w:t xml:space="preserve">(c) — Potassium is not the SIADH disturbance.</w:t>
+      </w:r>
+    </w:p>
+    <w:p>
+      <w:r>
+        <w:t xml:space="preserve">(d) — Calcium is unrelated.</w:t>
+      </w:r>
+    </w:p>
+    <w:p>
+      <w:r>
+        <w:t xml:space="preserve">⚠️ Exam Trap: The ADH pair — "SIADH = too much water → hyponatremia (fluid restrict); DI = too little ADH → hypernatremia (replace water)."</w:t>
+      </w:r>
+    </w:p>
+    <w:p>
+      <w:r>
+        <w:t xml:space="preserve">💎 PNC Pearl: "SIADH soaks the body and salts the brain down — watch the sodium, restrict the fluids."</w:t>
+      </w:r>
+    </w:p>
+    <w:p>
+      <w:r>
+        <w:t xml:space="preserve">Positive Marks: 1</w:t>
+      </w:r>
+    </w:p>
+    <w:p>
+      <w:r>
+        <w:t xml:space="preserve">Negative Marks: 0.25</w:t>
+      </w:r>
+    </w:p>
+    <w:p>
+      <w:r>
+        <w:t xml:space="preserve"/>
+      </w:r>
+    </w:p>
+    <w:p>
+      <w:r>
+        <w:t xml:space="preserve">Question: Gonorrhea is caused by</w:t>
+      </w:r>
+    </w:p>
+    <w:p>
+      <w:r>
+        <w:t xml:space="preserve">(a) Neisseria gonorrhoeae</w:t>
+      </w:r>
+    </w:p>
+    <w:p>
+      <w:r>
+        <w:t xml:space="preserve">(b) Treponema pallidum</w:t>
+      </w:r>
+    </w:p>
+    <w:p>
+      <w:r>
+        <w:t xml:space="preserve">(c) Chlamydia trachomatis</w:t>
+      </w:r>
+    </w:p>
+    <w:p>
+      <w:r>
+        <w:t xml:space="preserve">(d) Haemophilus ducreyi</w:t>
+      </w:r>
+    </w:p>
+    <w:p>
+      <w:r>
+        <w:t xml:space="preserve">Answer: a</w:t>
+      </w:r>
+    </w:p>
+    <w:p>
+      <w:r>
+        <w:t xml:space="preserve">Solution: ✅ Correct Answer: a</w:t>
+      </w:r>
+    </w:p>
+    <w:p>
+      <w:r>
+        <w:t xml:space="preserve">🧠 Clinical Rationale: NEISSERIA GONORRHOEAE — a gram-negative diplococcus — causes gonorrhea with urethral discharge and dysuria.</w:t>
+      </w:r>
+    </w:p>
+    <w:p>
+      <w:r>
+        <w:t xml:space="preserve">❌ Why Not Other Options?</w:t>
+      </w:r>
+    </w:p>
+    <w:p>
+      <w:r>
+        <w:t xml:space="preserve">(b) — Treponema pallidum causes syphilis.</w:t>
+      </w:r>
+    </w:p>
+    <w:p>
+      <w:r>
+        <w:t xml:space="preserve">(c) — Chlamydia causes chlamydial urethritis.</w:t>
+      </w:r>
+    </w:p>
+    <w:p>
+      <w:r>
+        <w:t xml:space="preserve">(d) — H. ducreyi causes chancroid (soft chancre).</w:t>
+      </w:r>
+    </w:p>
+    <w:p>
+      <w:r>
+        <w:t xml:space="preserve">⚠️ Exam Trap: STD matching — "gonorrhea = Neisseria (gram-negative diplococcus inside pus cells); syphilis = Treponema (spirochete); chancroid = H. ducreyi."</w:t>
+      </w:r>
+    </w:p>
+    <w:p>
+      <w:r>
+        <w:t xml:space="preserve">💎 PNC Pearl: "Gonorrhea's germ is a paired bean — Neisseria diplococci inside the discharge."</w:t>
+      </w:r>
+    </w:p>
+    <w:p>
+      <w:r>
+        <w:t xml:space="preserve">Positive Marks: 1</w:t>
+      </w:r>
+    </w:p>
+    <w:p>
+      <w:r>
+        <w:t xml:space="preserve">Negative Marks: 0.25</w:t>
+      </w:r>
+    </w:p>
+    <w:p>
+      <w:r>
+        <w:t xml:space="preserve">Question: Ulcerative colitis most commonly involves the</w:t>
+      </w:r>
+    </w:p>
+    <w:p>
+      <w:r>
+        <w:t xml:space="preserve">(a) Rectum and colon, spreading continuously upward</w:t>
+      </w:r>
+    </w:p>
+    <w:p>
+      <w:r>
+        <w:t xml:space="preserve">(b) Jejunum only</w:t>
+      </w:r>
+    </w:p>
+    <w:p>
+      <w:r>
+        <w:t xml:space="preserve">(c) Stomach only</w:t>
+      </w:r>
+    </w:p>
+    <w:p>
+      <w:r>
+        <w:t xml:space="preserve">(d) Esophagus only</w:t>
+      </w:r>
+    </w:p>
+    <w:p>
+      <w:r>
+        <w:t xml:space="preserve">Answer: a</w:t>
+      </w:r>
+    </w:p>
+    <w:p>
+      <w:r>
+        <w:t xml:space="preserve">Solution: ✅ Correct Answer: a</w:t>
+      </w:r>
+    </w:p>
+    <w:p>
+      <w:r>
+        <w:t xml:space="preserve">🧠 Clinical Rationale: Ulcerative colitis is CONTINUOUS inflammation beginning in the RECTUM and extending proximally in the colon — mucosa-only disease.</w:t>
+      </w:r>
+    </w:p>
+    <w:p>
+      <w:r>
+        <w:t xml:space="preserve">❌ Why Not Other Options?</w:t>
+      </w:r>
+    </w:p>
+    <w:p>
+      <w:r>
+        <w:t xml:space="preserve">(b) — The jejunum is Crohn's territory, not UC.</w:t>
+      </w:r>
+    </w:p>
+    <w:p>
+      <w:r>
+        <w:t xml:space="preserve">(c) — The stomach is not the UC site.</w:t>
+      </w:r>
+    </w:p>
+    <w:p>
+      <w:r>
+        <w:t xml:space="preserve">(d) — The esophagus is not the UC site.</w:t>
+      </w:r>
+    </w:p>
+    <w:p>
+      <w:r>
+        <w:t xml:space="preserve">⚠️ Exam Trap: UC vs Crohn's — "UC = continuous, rectum first, mucosa only, bloody diarrhea; Crohn's = skip lesions, anywhere mouth-to-anus, transmural."</w:t>
+      </w:r>
+    </w:p>
+    <w:p>
+      <w:r>
+        <w:t xml:space="preserve">💎 PNC Pearl: "UC marches continuously from the rectum up; Crohn's jumps around like a flea."</w:t>
+      </w:r>
+    </w:p>
+    <w:p>
+      <w:r>
+        <w:t xml:space="preserve">Positive Marks: 1</w:t>
+      </w:r>
+    </w:p>
+    <w:p>
+      <w:r>
+        <w:t xml:space="preserve">Negative Marks: 0.25</w:t>
+      </w:r>
+    </w:p>
+    <w:p>
+      <w:r>
+        <w:t xml:space="preserve"/>
+      </w:r>
+    </w:p>
+    <w:p>
+      <w:r>
+        <w:t xml:space="preserve">Question: The nurse should suspect peritonitis in a patient on peritoneal dialysis when the effluent is</w:t>
+      </w:r>
+    </w:p>
+    <w:p>
+      <w:r>
+        <w:t xml:space="preserve">(a) Cloudy or turbid</w:t>
+      </w:r>
+    </w:p>
+    <w:p>
+      <w:r>
+        <w:t xml:space="preserve">(b) Clear and straw-colored</w:t>
+      </w:r>
+    </w:p>
+    <w:p>
+      <w:r>
+        <w:t xml:space="preserve">(c) Light pink in the first drain</w:t>
+      </w:r>
+    </w:p>
+    <w:p>
+      <w:r>
+        <w:t xml:space="preserve">(d) Colorless</w:t>
+      </w:r>
+    </w:p>
+    <w:p>
+      <w:r>
+        <w:t xml:space="preserve">Answer: a</w:t>
+      </w:r>
+    </w:p>
+    <w:p>
+      <w:r>
+        <w:t xml:space="preserve">Solution: ✅ Correct Answer: a</w:t>
+      </w:r>
+    </w:p>
+    <w:p>
+      <w:r>
+        <w:t xml:space="preserve">🧠 Clinical Rationale: CLOUDY or turbid dialysate indicates PERITONITIS — the fluid is sent for cell count, culture, and gram stain.</w:t>
+      </w:r>
+    </w:p>
+    <w:p>
+      <w:r>
+        <w:t xml:space="preserve">❌ Why Not Other Options?</w:t>
+      </w:r>
+    </w:p>
+    <w:p>
+      <w:r>
+        <w:t xml:space="preserve">(b) — Clear straw-colored effluent is NORMAL.</w:t>
+      </w:r>
+    </w:p>
+    <w:p>
+      <w:r>
+        <w:t xml:space="preserve">(c) — Light pink in the first drain is expected (blood-tinged), not peritonitis.</w:t>
+      </w:r>
+    </w:p>
+    <w:p>
+      <w:r>
+        <w:t xml:space="preserve">(d) — Colorless is not the concern.</w:t>
+      </w:r>
+    </w:p>
+    <w:p>
+      <w:r>
+        <w:t xml:space="preserve">⚠️ Exam Trap: "PD effluent: clear = normal; cloudy = peritonitis (send culture); pink first drain = expected; keep the catheter exit site clean."</w:t>
+      </w:r>
+    </w:p>
+    <w:p>
+      <w:r>
+        <w:t xml:space="preserve">💎 PNC Pearl: "Cloudy drain fluid = infection in the belly — culture it, treat it fast."</w:t>
+      </w:r>
+    </w:p>
+    <w:p>
+      <w:r>
+        <w:t xml:space="preserve">Positive Marks: 1</w:t>
+      </w:r>
+    </w:p>
+    <w:p>
+      <w:r>
+        <w:t xml:space="preserve">Negative Marks: 0.25</w:t>
+      </w:r>
+    </w:p>
+    <w:p>
+      <w:r>
+        <w:t xml:space="preserve"/>
+      </w:r>
+    </w:p>
+    <w:p>
+      <w:r>
+        <w:t xml:space="preserve">Question: A patient admitted with unstable angina should be monitored closely for</w:t>
+      </w:r>
+    </w:p>
+    <w:p>
+      <w:r>
+        <w:t xml:space="preserve">(a) Progression to myocardial infarction</w:t>
+      </w:r>
+    </w:p>
+    <w:p>
+      <w:r>
+        <w:t xml:space="preserve">(b) Weight gain</w:t>
+      </w:r>
+    </w:p>
+    <w:p>
+      <w:r>
+        <w:t xml:space="preserve">(c) Constipation</w:t>
+      </w:r>
+    </w:p>
+    <w:p>
+      <w:r>
+        <w:t xml:space="preserve">(d) Hair loss</w:t>
+      </w:r>
+    </w:p>
+    <w:p>
+      <w:r>
+        <w:t xml:space="preserve">Answer: a</w:t>
+      </w:r>
+    </w:p>
+    <w:p>
+      <w:r>
+        <w:t xml:space="preserve">Solution: ✅ Correct Answer: a</w:t>
+      </w:r>
+    </w:p>
+    <w:p>
+      <w:r>
+        <w:t xml:space="preserve">🧠 Clinical Rationale: UNSTABLE ANGINA is a pre-infarction state — the nurse monitors chest pain, ECG changes, and cardiac biomarkers (troponin) for progression to MI.</w:t>
+      </w:r>
+    </w:p>
+    <w:p>
+      <w:r>
+        <w:t xml:space="preserve">❌ Why Not Other Options?</w:t>
+      </w:r>
+    </w:p>
+    <w:p>
+      <w:r>
+        <w:t xml:space="preserve">(b) — Weight gain is not the monitored risk.</w:t>
+      </w:r>
+    </w:p>
+    <w:p>
+      <w:r>
+        <w:t xml:space="preserve">(c) — Constipation is unrelated.</w:t>
+      </w:r>
+    </w:p>
+    <w:p>
+      <w:r>
+        <w:t xml:space="preserve">(d) — Hair loss is unrelated.</w:t>
+      </w:r>
+    </w:p>
+    <w:p>
+      <w:r>
+        <w:t xml:space="preserve">⚠️ Exam Trap: "Unstable angina = pain at REST or new/worsening pattern — treat as ACS: oxygen, aspirin, nitroglycerin, ECG, troponin."</w:t>
+      </w:r>
+    </w:p>
+    <w:p>
+      <w:r>
+        <w:t xml:space="preserve">💎 PNC Pearl: "Unstable angina is the heart's warning shot — treat it like an MI until proven otherwise."</w:t>
+      </w:r>
+    </w:p>
+    <w:p>
+      <w:r>
+        <w:t xml:space="preserve">Positive Marks: 1</w:t>
+      </w:r>
+    </w:p>
+    <w:p>
+      <w:r>
+        <w:t xml:space="preserve">Negative Marks: 0.25</w:t>
+      </w:r>
+    </w:p>
+    <w:p>
+      <w:r>
+        <w:t xml:space="preserve"/>
+      </w:r>
+    </w:p>
+    <w:p>
+      <w:r>
+        <w:t xml:space="preserve">Question: Which mask should the nurse wear while caring for a patient with suspected pulmonary tuberculosis?</w:t>
+      </w:r>
+    </w:p>
+    <w:p>
+      <w:r>
+        <w:t xml:space="preserve">(a) N95 respirator</w:t>
+      </w:r>
+    </w:p>
+    <w:p>
+      <w:r>
+        <w:t xml:space="preserve">(b) Simple surgical mask</w:t>
+      </w:r>
+    </w:p>
+    <w:p>
+      <w:r>
+        <w:t xml:space="preserve">(c) No mask</w:t>
+      </w:r>
+    </w:p>
+    <w:p>
+      <w:r>
+        <w:t xml:space="preserve">(d) A wet cloth mask</w:t>
+      </w:r>
+    </w:p>
+    <w:p>
+      <w:r>
+        <w:t xml:space="preserve">Answer: a</w:t>
+      </w:r>
+    </w:p>
+    <w:p>
+      <w:r>
+        <w:t xml:space="preserve">Solution: ✅ Correct Answer: a</w:t>
+      </w:r>
+    </w:p>
+    <w:p>
+      <w:r>
+        <w:t xml:space="preserve">🧠 Clinical Rationale: TB requires AIRBORNE precautions with an N95 RESPIRATOR that filters droplet nuclei (&lt;5 microns).</w:t>
+      </w:r>
+    </w:p>
+    <w:p>
+      <w:r>
+        <w:t xml:space="preserve">❌ Why Not Other Options?</w:t>
+      </w:r>
+    </w:p>
+    <w:p>
+      <w:r>
+        <w:t xml:space="preserve">(b) — A surgical mask does not filter droplet nuclei.</w:t>
+      </w:r>
+    </w:p>
+    <w:p>
+      <w:r>
+        <w:t xml:space="preserve">(c) — No mask is unsafe.</w:t>
+      </w:r>
+    </w:p>
+    <w:p>
+      <w:r>
+        <w:t xml:space="preserve">(d) — A wet cloth mask is not protective.</w:t>
+      </w:r>
+    </w:p>
+    <w:p>
+      <w:r>
+        <w:t xml:space="preserve">⚠️ Exam Trap: Isolation types — "airborne (TB, measles, chickenpox) = N95 + negative-pressure room; droplet (flu, meningitis) = surgical mask; contact = gown + gloves."</w:t>
+      </w:r>
+    </w:p>
+    <w:p>
+      <w:r>
+        <w:t xml:space="preserve">💎 PNC Pearl: "TB rides the air — the N95 is the only mask that stops the ride."</w:t>
+      </w:r>
+    </w:p>
+    <w:p>
+      <w:r>
+        <w:t xml:space="preserve">Positive Marks: 1</w:t>
+      </w:r>
+    </w:p>
+    <w:p>
+      <w:r>
+        <w:t xml:space="preserve">Negative Marks: 0.25</w:t>
+      </w:r>
+    </w:p>
+    <w:p>
+      <w:r>
+        <w:t xml:space="preserve"/>
+      </w:r>
+    </w:p>
+    <w:p>
+      <w:r>
+        <w:t xml:space="preserve">Question: The uterine fundus reaches the level of the umbilicus at about</w:t>
+      </w:r>
+    </w:p>
+    <w:p>
+      <w:r>
+        <w:t xml:space="preserve">(a) 20 weeks of gestation</w:t>
+      </w:r>
+    </w:p>
+    <w:p>
+      <w:r>
+        <w:t xml:space="preserve">(b) 12 weeks of gestation</w:t>
+      </w:r>
+    </w:p>
+    <w:p>
+      <w:r>
+        <w:t xml:space="preserve">(c) 32 weeks of gestation</w:t>
+      </w:r>
+    </w:p>
+    <w:p>
+      <w:r>
+        <w:t xml:space="preserve">(d) 40 weeks of gestation</w:t>
+      </w:r>
+    </w:p>
+    <w:p>
+      <w:r>
+        <w:t xml:space="preserve">Answer: a</w:t>
+      </w:r>
+    </w:p>
+    <w:p>
+      <w:r>
+        <w:t xml:space="preserve">Solution: ✅ Correct Answer: a</w:t>
+      </w:r>
+    </w:p>
+    <w:p>
+      <w:r>
+        <w:t xml:space="preserve">🧠 Clinical Rationale: At 20 WEEKS the fundal height reaches the umbilicus; it rises about 4 cm per month thereafter (fundal height in cm ≈ weeks of gestation after 20 weeks).</w:t>
+      </w:r>
+    </w:p>
+    <w:p>
+      <w:r>
+        <w:t xml:space="preserve">❌ Why Not Other Options?</w:t>
+      </w:r>
+    </w:p>
+    <w:p>
+      <w:r>
+        <w:t xml:space="preserve">(b) — At 12 weeks the fundus is at the symphysis pubis.</w:t>
+      </w:r>
+    </w:p>
+    <w:p>
+      <w:r>
+        <w:t xml:space="preserve">(c) — 32 weeks is midway between umbilicus and xiphisternum.</w:t>
+      </w:r>
+    </w:p>
+    <w:p>
+      <w:r>
+        <w:t xml:space="preserve">(d) — 40 weeks is at the xiphisternum.</w:t>
+      </w:r>
+    </w:p>
+    <w:p>
+      <w:r>
+        <w:t xml:space="preserve">⚠️ Exam Trap: Fundal height landmarks — "12 wks = pubic symphysis; 20 wks = umbilicus; 36 wks = xiphisternum; fundal height cm ≈ gestational weeks (20-36)."</w:t>
+      </w:r>
+    </w:p>
+    <w:p>
+      <w:r>
+        <w:t xml:space="preserve">💎 PNC Pearl: "Twenty weeks, the fundus meets the belly button — the pregnancy's midway marker."</w:t>
+      </w:r>
+    </w:p>
+    <w:p>
+      <w:r>
+        <w:t xml:space="preserve">Positive Marks: 1</w:t>
+      </w:r>
+    </w:p>
+    <w:p>
+      <w:r>
+        <w:t xml:space="preserve">Negative Marks: 0.25</w:t>
+      </w:r>
+    </w:p>
+    <w:p>
+      <w:r>
+        <w:t xml:space="preserve"/>
+      </w:r>
+    </w:p>
+    <w:p>
+      <w:r>
+        <w:t xml:space="preserve">Question: The incubation period of measles is approximately</w:t>
+      </w:r>
+    </w:p>
+    <w:p>
+      <w:r>
+        <w:t xml:space="preserve">(a) 10 days</w:t>
+      </w:r>
+    </w:p>
+    <w:p>
+      <w:r>
+        <w:t xml:space="preserve">(b) 2 hours</w:t>
+      </w:r>
+    </w:p>
+    <w:p>
+      <w:r>
+        <w:t xml:space="preserve">(c) 40 days</w:t>
+      </w:r>
+    </w:p>
+    <w:p>
+      <w:r>
+        <w:t xml:space="preserve">(d) 1 year</w:t>
+      </w:r>
+    </w:p>
+    <w:p>
+      <w:r>
+        <w:t xml:space="preserve">Answer: a</w:t>
+      </w:r>
+    </w:p>
+    <w:p>
+      <w:r>
+        <w:t xml:space="preserve">Solution: ✅ Correct Answer: a</w:t>
+      </w:r>
+    </w:p>
+    <w:p>
+      <w:r>
+        <w:t xml:space="preserve">🧠 Clinical Rationale: Measles has an incubation period of about 8-12 days (average ~10 DAYS) from exposure to the onset of fever.</w:t>
+      </w:r>
+    </w:p>
+    <w:p>
+      <w:r>
+        <w:t xml:space="preserve">❌ Why Not Other Options?</w:t>
+      </w:r>
+    </w:p>
+    <w:p>
+      <w:r>
+        <w:t xml:space="preserve">(b) — 2 hours is far too short.</w:t>
+      </w:r>
+    </w:p>
+    <w:p>
+      <w:r>
+        <w:t xml:space="preserve">(c) — 40 days belongs to hepatitis B (45-180 days) territory, not measles.</w:t>
+      </w:r>
+    </w:p>
+    <w:p>
+      <w:r>
+        <w:t xml:space="preserve">(d) — 1 year is absurd for measles.</w:t>
+      </w:r>
+    </w:p>
+    <w:p>
+      <w:r>
+        <w:t xml:space="preserve">⚠️ Exam Trap: Incubation periods — "measles ~10 days, chickenpox 10-21 days, mumps 2-3 weeks, hepatitis A 2-6 weeks, HIV weeks to years."</w:t>
+      </w:r>
+    </w:p>
+    <w:p>
+      <w:r>
+        <w:t xml:space="preserve">💎 PNC Pearl: "Measles sleeps about ten days before it wakes with fever."</w:t>
+      </w:r>
+    </w:p>
+    <w:p>
+      <w:r>
+        <w:t xml:space="preserve">Positive Marks: 1</w:t>
+      </w:r>
+    </w:p>
+    <w:p>
+      <w:r>
+        <w:t xml:space="preserve">Negative Marks: 0.25</w:t>
+      </w:r>
+    </w:p>
+    <w:p>
+      <w:r>
+        <w:t xml:space="preserve"/>
+      </w:r>
+    </w:p>
+    <w:p>
+      <w:r>
+        <w:t xml:space="preserve">Question: "Tolerance" to a drug refers to</w:t>
+      </w:r>
+    </w:p>
+    <w:p>
+      <w:r>
+        <w:t xml:space="preserve">(a) Needing higher doses to achieve the same effect</w:t>
+      </w:r>
+    </w:p>
+    <w:p>
+      <w:r>
+        <w:t xml:space="preserve">(b) An immediate allergic reaction</w:t>
+      </w:r>
+    </w:p>
+    <w:p>
+      <w:r>
+        <w:t xml:space="preserve">(c) The drug having no effect at all</w:t>
+      </w:r>
+    </w:p>
+    <w:p>
+      <w:r>
+        <w:t xml:space="preserve">(d) An overdose on the first dose</w:t>
+      </w:r>
+    </w:p>
+    <w:p>
+      <w:r>
+        <w:t xml:space="preserve">Answer: a</w:t>
+      </w:r>
+    </w:p>
+    <w:p>
+      <w:r>
+        <w:t xml:space="preserve">Solution: ✅ Correct Answer: a</w:t>
+      </w:r>
+    </w:p>
+    <w:p>
+      <w:r>
+        <w:t xml:space="preserve">🧠 Clinical Rationale: TOLERANCE is the reduced response to a drug over time — requiring LARGER doses for the same effect.</w:t>
+      </w:r>
+    </w:p>
+    <w:p>
+      <w:r>
+        <w:t xml:space="preserve">❌ Why Not Other Options?</w:t>
+      </w:r>
+    </w:p>
+    <w:p>
+      <w:r>
+        <w:t xml:space="preserve">(b) — An immediate allergic reaction is HYPERSENSITIVITY.</w:t>
+      </w:r>
+    </w:p>
+    <w:p>
+      <w:r>
+        <w:t xml:space="preserve">(c) — No effect is drug inefficacy, not tolerance.</w:t>
+      </w:r>
+    </w:p>
+    <w:p>
+      <w:r>
+        <w:t xml:space="preserve">(d) — First-dose overdose is toxicity.</w:t>
+      </w:r>
+    </w:p>
+    <w:p>
+      <w:r>
+        <w:t xml:space="preserve">⚠️ Exam Trap: "Tolerance (need more) vs dependence (need it to function) vs addiction (compulsive use) vs withdrawal (reaction to stopping)" — the four terms are often contrasted.</w:t>
+      </w:r>
+    </w:p>
+    <w:p>
+      <w:r>
+        <w:t xml:space="preserve">💎 PNC Pearl: "Tolerance is the body's volume knob — it turns the dose up to hear the same song."</w:t>
+      </w:r>
+    </w:p>
+    <w:p>
+      <w:r>
+        <w:t xml:space="preserve">Positive Marks: 1</w:t>
+      </w:r>
+    </w:p>
+    <w:p>
+      <w:r>
+        <w:t xml:space="preserve">Negative Marks: 0.25</w:t>
+      </w:r>
+    </w:p>
+    <w:p>
+      <w:r>
+        <w:t xml:space="preserve"/>
+      </w:r>
+    </w:p>
+    <w:p>
+      <w:r>
+        <w:t xml:space="preserve">Question: An arterial blood pH of 7.28 indicates</w:t>
+      </w:r>
+    </w:p>
+    <w:p>
+      <w:r>
+        <w:t xml:space="preserve">(a) Acidosis</w:t>
+      </w:r>
+    </w:p>
+    <w:p>
+      <w:r>
+        <w:t xml:space="preserve">(b) Alkalosis</w:t>
+      </w:r>
+    </w:p>
+    <w:p>
+      <w:r>
+        <w:t xml:space="preserve">(c) A normal value</w:t>
+      </w:r>
+    </w:p>
+    <w:p>
+      <w:r>
+        <w:t xml:space="preserve">(d) No acid-base imbalance</w:t>
+      </w:r>
+    </w:p>
+    <w:p>
+      <w:r>
+        <w:t xml:space="preserve">Answer: a</w:t>
+      </w:r>
+    </w:p>
+    <w:p>
+      <w:r>
+        <w:t xml:space="preserve">Solution: ✅ Correct Answer: a</w:t>
+      </w:r>
+    </w:p>
+    <w:p>
+      <w:r>
+        <w:t xml:space="preserve">🧠 Clinical Rationale: Normal arterial pH is 7.35-7.45; values BELOW 7.35 indicate ACIDOSIS — 7.28 is uncompensated acidosis.</w:t>
+      </w:r>
+    </w:p>
+    <w:p>
+      <w:r>
+        <w:t xml:space="preserve">❌ Why Not Other Options?</w:t>
+      </w:r>
+    </w:p>
+    <w:p>
+      <w:r>
+        <w:t xml:space="preserve">(b) — Alkalosis is pH above 7.45.</w:t>
+      </w:r>
+    </w:p>
+    <w:p>
+      <w:r>
+        <w:t xml:space="preserve">(c) — 7.28 is clearly below normal.</w:t>
+      </w:r>
+    </w:p>
+    <w:p>
+      <w:r>
+        <w:t xml:space="preserve">(d) — There is a definite imbalance.</w:t>
+      </w:r>
+    </w:p>
+    <w:p>
+      <w:r>
+        <w:t xml:space="preserve">⚠️ Exam Trap: "pH &lt; 7.35 = acidosis, &gt; 7.45 = alkalosis; then decide respiratory (PaCO2) vs metabolic (HCO3) — the direction matches the cause."</w:t>
+      </w:r>
+    </w:p>
+    <w:p>
+      <w:r>
+        <w:t xml:space="preserve">💎 PNC Pearl: "Seven point two eight — the pH is leaning acid; find the CO2 or the bicarbonate at fault."</w:t>
+      </w:r>
+    </w:p>
+    <w:p>
+      <w:r>
+        <w:t xml:space="preserve">Positive Marks: 1</w:t>
+      </w:r>
+    </w:p>
+    <w:p>
+      <w:r>
+        <w:t xml:space="preserve">Negative Marks: 0.25</w:t>
+      </w:r>
+    </w:p>
+    <w:p>
+      <w:r>
+        <w:t xml:space="preserve"/>
+      </w:r>
+    </w:p>
+    <w:p>
+      <w:r>
+        <w:t xml:space="preserve">Question: A research study that examines the relationship between two variables without manipulating them is a</w:t>
+      </w:r>
+    </w:p>
+    <w:p>
+      <w:r>
+        <w:t xml:space="preserve">(a) Correlational study</w:t>
+      </w:r>
+    </w:p>
+    <w:p>
+      <w:r>
+        <w:t xml:space="preserve">(b) Experimental study</w:t>
+      </w:r>
+    </w:p>
+    <w:p>
+      <w:r>
+        <w:t xml:space="preserve">(c) Case-control study</w:t>
+      </w:r>
+    </w:p>
+    <w:p>
+      <w:r>
+        <w:t xml:space="preserve">(d) Historical study</w:t>
+      </w:r>
+    </w:p>
+    <w:p>
+      <w:r>
+        <w:t xml:space="preserve">Answer: a</w:t>
+      </w:r>
+    </w:p>
+    <w:p>
+      <w:r>
+        <w:t xml:space="preserve">Solution: ✅ Correct Answer: a</w:t>
+      </w:r>
+    </w:p>
+    <w:p>
+      <w:r>
+        <w:t xml:space="preserve">🧠 Clinical Rationale: CORRELATIONAL research measures the DEGREE OF ASSOCIATION between variables without manipulating them — it does not establish causation.</w:t>
+      </w:r>
+    </w:p>
+    <w:p>
+      <w:r>
+        <w:t xml:space="preserve">❌ Why Not Other Options?</w:t>
+      </w:r>
+    </w:p>
+    <w:p>
+      <w:r>
+        <w:t xml:space="preserve">(b) — Experimental studies manipulate the independent variable.</w:t>
+      </w:r>
+    </w:p>
+    <w:p>
+      <w:r>
+        <w:t xml:space="preserve">(c) — Case-control studies compare cases with controls.</w:t>
+      </w:r>
+    </w:p>
+    <w:p>
+      <w:r>
+        <w:t xml:space="preserve">(d) — Historical studies use past records.</w:t>
+      </w:r>
+    </w:p>
+    <w:p>
+      <w:r>
+        <w:t xml:space="preserve">⚠️ Exam Trap: "Correlation ≠ causation" — the association may be coincidental or confounded; that caveat is the classic exam point.</w:t>
+      </w:r>
+    </w:p>
+    <w:p>
+      <w:r>
+        <w:t xml:space="preserve">💎 PNC Pearl: "Correlation links; only experiments prove — a link is not a leash."</w:t>
+      </w:r>
+    </w:p>
+    <w:p>
+      <w:r>
+        <w:t xml:space="preserve">Positive Marks: 1</w:t>
+      </w:r>
+    </w:p>
+    <w:p>
+      <w:r>
+        <w:t xml:space="preserve">Negative Marks: 0.25</w:t>
+      </w:r>
+    </w:p>
+    <w:p>
+      <w:r>
+        <w:t xml:space="preserve"/>
+      </w:r>
+    </w:p>
+    <w:p>
+      <w:r>
+        <w:t xml:space="preserve">Question: Narcotic drugs are counted at the beginning and end of every shift because they are</w:t>
+      </w:r>
+    </w:p>
+    <w:p>
+      <w:r>
+        <w:t xml:space="preserve">(a) Controlled substances that require strict accountability</w:t>
+      </w:r>
+    </w:p>
+    <w:p>
+      <w:r>
+        <w:t xml:space="preserve">(b) Freely available medicines</w:t>
+      </w:r>
+    </w:p>
+    <w:p>
+      <w:r>
+        <w:t xml:space="preserve">(c) Over-the-counter drugs</w:t>
+      </w:r>
+    </w:p>
+    <w:p>
+      <w:r>
+        <w:t xml:space="preserve">(d) Herbal remedies</w:t>
+      </w:r>
+    </w:p>
+    <w:p>
+      <w:r>
+        <w:t xml:space="preserve">Answer: a</w:t>
+      </w:r>
+    </w:p>
+    <w:p>
+      <w:r>
+        <w:t xml:space="preserve">Solution: ✅ Correct Answer: a</w:t>
+      </w:r>
+    </w:p>
+    <w:p>
+      <w:r>
+        <w:t xml:space="preserve">🧠 Clinical Rationale: Narcotics are SCHEDULED (controlled) substances — double-counting with witnesses at shift change ensures accountability and prevents diversion and misuse.</w:t>
+      </w:r>
+    </w:p>
+    <w:p>
+      <w:r>
+        <w:t xml:space="preserve">❌ Why Not Other Options?</w:t>
+      </w:r>
+    </w:p>
+    <w:p>
+      <w:r>
+        <w:t xml:space="preserve">(b) — They are never freely available.</w:t>
+      </w:r>
+    </w:p>
+    <w:p>
+      <w:r>
+        <w:t xml:space="preserve">(c) — They are not OTC drugs.</w:t>
+      </w:r>
+    </w:p>
+    <w:p>
+      <w:r>
+        <w:t xml:space="preserve">(d) — They are not herbal remedies.</w:t>
+      </w:r>
+    </w:p>
+    <w:p>
+      <w:r>
+        <w:t xml:space="preserve">⚠️ Exam Trap: "Narcotic count = two nurses count together, document, sign; discrepancies are reported immediately — the witness rule is the exam point."</w:t>
+      </w:r>
+    </w:p>
+    <w:p>
+      <w:r>
+        <w:t xml:space="preserve">💎 PNC Pearl: "Two pairs of eyes on the narcotic drawer — accountability is the schedule's guard."</w:t>
+      </w:r>
+    </w:p>
+    <w:p>
+      <w:r>
+        <w:t xml:space="preserve">Positive Marks: 1</w:t>
+      </w:r>
+    </w:p>
+    <w:p>
+      <w:r>
+        <w:t xml:space="preserve">Negative Marks: 0.25</w:t>
       </w:r>
     </w:p>
     <w:sectPr>
       <w:pgSz w:w="12240" w:h="15840"/>
-      <w:pgMar w:top="864" w:right="1008" w:bottom="864" w:left="1008" w:header="720" w:footer="720" w:gutter="0"/>
+      <w:pgMar w:top="1440" w:right="1800" w:bottom="1440" w:left="1800" w:header="720" w:footer="720" w:gutter="0"/>
       <w:cols w:space="720"/>
       <w:docGrid w:linePitch="360"/>
     </w:sectPr>
@@ -2535,10 +2065,6 @@
     <w:name w:val="Normal"/>
     <w:qFormat/>
     <w:rsid w:val="00FC693F"/>
-    <w:rPr>
-      <w:rFonts w:ascii="Calibri" w:hAnsi="Calibri"/>
-      <w:sz w:val="22"/>
-    </w:rPr>
   </w:style>
   <w:style w:type="paragraph" w:styleId="Header">
     <w:name w:val="header"/>
